--- a/report_assets/KHCN templates/Chứng từ giải ngân/Hop dong cung ung vat tu.docx
+++ b/report_assets/KHCN templates/Chứng từ giải ngân/Hop dong cung ung vat tu.docx
@@ -735,42 +735,39 @@
     </w:p>
     <w:p>
       <w:pPr>
-        <w:shd w:val="clear" w:color="auto" w:fill="FFFFFF"/>
+        <w:tabs>
+          <w:tab w:val="left" w:pos="720"/>
+          <w:tab w:val="left" w:leader="dot" w:pos="9792"/>
+        </w:tabs>
         <w:spacing w:after="120"/>
-        <w:ind w:firstLine="142"/>
+        <w:ind w:firstLine="567"/>
         <w:jc w:val="right"/>
-        <w:textAlignment w:val="baseline"/>
-        <w:rPr>
-          <w:rFonts w:ascii="Times New Roman" w:eastAsia="Times New Roman" w:hAnsi="Times New Roman" w:cs="Times New Roman"/>
-          <w:i/>
-          <w:color w:val="000000"/>
-          <w:sz w:val="24"/>
-          <w:szCs w:val="24"/>
-        </w:rPr>
-      </w:pPr>
-      <w:r>
-        <w:rPr>
-          <w:rFonts w:ascii="Times New Roman" w:eastAsia="Times New Roman" w:hAnsi="Times New Roman" w:cs="Times New Roman"/>
-          <w:i/>
-          <w:color w:val="000000"/>
-          <w:sz w:val="24"/>
-          <w:szCs w:val="24"/>
-        </w:rPr>
-        <w:t>Đơn vị tính: đồng</w:t>
+        <w:rPr>
+          <w:rFonts w:ascii="Times New Roman" w:hAnsi="Times New Roman" w:cs="Times New Roman"/>
+          <w:sz w:val="26"/>
+        </w:rPr>
+      </w:pPr>
+      <w:r>
+        <w:rPr>
+          <w:rFonts w:ascii="Times New Roman" w:hAnsi="Times New Roman" w:cs="Times New Roman"/>
+          <w:sz w:val="26"/>
+        </w:rPr>
+        <w:t>Đơn vị: đồng</w:t>
       </w:r>
     </w:p>
     <w:tbl>
       <w:tblPr>
-        <w:tblW w:w="5000" w:type="pct"/>
+        <w:tblW w:w="5018" w:type="pct"/>
+        <w:tblLayout w:type="fixed"/>
         <w:tblLook w:val="04A0" w:firstRow="1" w:lastRow="0" w:firstColumn="1" w:lastColumn="0" w:noHBand="0" w:noVBand="1"/>
       </w:tblPr>
       <w:tblGrid>
-        <w:gridCol w:w="575"/>
-        <w:gridCol w:w="1263"/>
-        <w:gridCol w:w="563"/>
-        <w:gridCol w:w="2046"/>
-        <w:gridCol w:w="1994"/>
-        <w:gridCol w:w="2802"/>
+        <w:gridCol w:w="1300"/>
+        <w:gridCol w:w="2126"/>
+        <w:gridCol w:w="933"/>
+        <w:gridCol w:w="1328"/>
+        <w:gridCol w:w="1328"/>
+        <w:gridCol w:w="2261"/>
       </w:tblGrid>
       <w:tr>
         <w:trPr>
@@ -778,7 +775,7 @@
         </w:trPr>
         <w:tc>
           <w:tcPr>
-            <w:tcW w:w="270" w:type="pct"/>
+            <w:tcW w:w="700" w:type="pct"/>
             <w:tcBorders>
               <w:top w:val="single" w:sz="4" w:space="0" w:color="auto"/>
               <w:left w:val="single" w:sz="4" w:space="0" w:color="auto"/>
@@ -791,10 +788,9 @@
           </w:tcPr>
           <w:p>
             <w:pPr>
-              <w:spacing w:after="0" w:line="240" w:lineRule="auto"/>
               <w:jc w:val="center"/>
               <w:rPr>
-                <w:rFonts w:ascii="Times New Roman" w:eastAsia="Times New Roman" w:hAnsi="Times New Roman" w:cs="Times New Roman"/>
+                <w:rFonts w:ascii="Times New Roman" w:hAnsi="Times New Roman" w:cs="Times New Roman"/>
                 <w:b/>
                 <w:bCs/>
                 <w:sz w:val="24"/>
@@ -803,7 +799,7 @@
             </w:pPr>
             <w:r>
               <w:rPr>
-                <w:rFonts w:ascii="Times New Roman" w:eastAsia="Times New Roman" w:hAnsi="Times New Roman" w:cs="Times New Roman"/>
+                <w:rFonts w:ascii="Times New Roman" w:hAnsi="Times New Roman" w:cs="Times New Roman"/>
                 <w:b/>
                 <w:bCs/>
                 <w:sz w:val="24"/>
@@ -815,7 +811,7 @@
         </w:tc>
         <w:tc>
           <w:tcPr>
-            <w:tcW w:w="974" w:type="pct"/>
+            <w:tcW w:w="1146" w:type="pct"/>
             <w:tcBorders>
               <w:top w:val="single" w:sz="4" w:space="0" w:color="auto"/>
               <w:left w:val="nil"/>
@@ -828,10 +824,9 @@
           </w:tcPr>
           <w:p>
             <w:pPr>
-              <w:spacing w:after="0" w:line="240" w:lineRule="auto"/>
               <w:jc w:val="center"/>
               <w:rPr>
-                <w:rFonts w:ascii="Times New Roman" w:eastAsia="Times New Roman" w:hAnsi="Times New Roman" w:cs="Times New Roman"/>
+                <w:rFonts w:ascii="Times New Roman" w:hAnsi="Times New Roman" w:cs="Times New Roman"/>
                 <w:b/>
                 <w:bCs/>
                 <w:sz w:val="24"/>
@@ -840,7 +835,7 @@
             </w:pPr>
             <w:r>
               <w:rPr>
-                <w:rFonts w:ascii="Times New Roman" w:eastAsia="Times New Roman" w:hAnsi="Times New Roman" w:cs="Times New Roman"/>
+                <w:rFonts w:ascii="Times New Roman" w:hAnsi="Times New Roman" w:cs="Times New Roman"/>
                 <w:b/>
                 <w:bCs/>
                 <w:sz w:val="24"/>
@@ -852,7 +847,7 @@
         </w:tc>
         <w:tc>
           <w:tcPr>
-            <w:tcW w:w="400" w:type="pct"/>
+            <w:tcW w:w="503" w:type="pct"/>
             <w:tcBorders>
               <w:top w:val="single" w:sz="4" w:space="0" w:color="auto"/>
               <w:left w:val="nil"/>
@@ -865,10 +860,9 @@
           </w:tcPr>
           <w:p>
             <w:pPr>
-              <w:spacing w:after="0" w:line="240" w:lineRule="auto"/>
               <w:jc w:val="center"/>
               <w:rPr>
-                <w:rFonts w:ascii="Times New Roman" w:eastAsia="Times New Roman" w:hAnsi="Times New Roman" w:cs="Times New Roman"/>
+                <w:rFonts w:ascii="Times New Roman" w:hAnsi="Times New Roman" w:cs="Times New Roman"/>
                 <w:b/>
                 <w:bCs/>
                 <w:sz w:val="24"/>
@@ -877,7 +871,7 @@
             </w:pPr>
             <w:r>
               <w:rPr>
-                <w:rFonts w:ascii="Times New Roman" w:eastAsia="Times New Roman" w:hAnsi="Times New Roman" w:cs="Times New Roman"/>
+                <w:rFonts w:ascii="Times New Roman" w:hAnsi="Times New Roman" w:cs="Times New Roman"/>
                 <w:b/>
                 <w:bCs/>
                 <w:sz w:val="24"/>
@@ -889,7 +883,7 @@
         </w:tc>
         <w:tc>
           <w:tcPr>
-            <w:tcW w:w="1046" w:type="pct"/>
+            <w:tcW w:w="716" w:type="pct"/>
             <w:tcBorders>
               <w:top w:val="single" w:sz="4" w:space="0" w:color="auto"/>
               <w:left w:val="nil"/>
@@ -902,10 +896,9 @@
           </w:tcPr>
           <w:p>
             <w:pPr>
-              <w:spacing w:after="0" w:line="240" w:lineRule="auto"/>
               <w:jc w:val="center"/>
               <w:rPr>
-                <w:rFonts w:ascii="Times New Roman" w:eastAsia="Times New Roman" w:hAnsi="Times New Roman" w:cs="Times New Roman"/>
+                <w:rFonts w:ascii="Times New Roman" w:hAnsi="Times New Roman" w:cs="Times New Roman"/>
                 <w:b/>
                 <w:bCs/>
                 <w:sz w:val="24"/>
@@ -914,7 +907,7 @@
             </w:pPr>
             <w:r>
               <w:rPr>
-                <w:rFonts w:ascii="Times New Roman" w:eastAsia="Times New Roman" w:hAnsi="Times New Roman" w:cs="Times New Roman"/>
+                <w:rFonts w:ascii="Times New Roman" w:hAnsi="Times New Roman" w:cs="Times New Roman"/>
                 <w:b/>
                 <w:bCs/>
                 <w:sz w:val="24"/>
@@ -926,7 +919,7 @@
         </w:tc>
         <w:tc>
           <w:tcPr>
-            <w:tcW w:w="976" w:type="pct"/>
+            <w:tcW w:w="716" w:type="pct"/>
             <w:tcBorders>
               <w:top w:val="single" w:sz="4" w:space="0" w:color="auto"/>
               <w:left w:val="nil"/>
@@ -940,10 +933,9 @@
           </w:tcPr>
           <w:p>
             <w:pPr>
-              <w:spacing w:after="0" w:line="240" w:lineRule="auto"/>
               <w:jc w:val="center"/>
               <w:rPr>
-                <w:rFonts w:ascii="Times New Roman" w:eastAsia="Times New Roman" w:hAnsi="Times New Roman" w:cs="Times New Roman"/>
+                <w:rFonts w:ascii="Times New Roman" w:hAnsi="Times New Roman" w:cs="Times New Roman"/>
                 <w:b/>
                 <w:bCs/>
                 <w:sz w:val="24"/>
@@ -952,7 +944,7 @@
             </w:pPr>
             <w:r>
               <w:rPr>
-                <w:rFonts w:ascii="Times New Roman" w:eastAsia="Times New Roman" w:hAnsi="Times New Roman" w:cs="Times New Roman"/>
+                <w:rFonts w:ascii="Times New Roman" w:hAnsi="Times New Roman" w:cs="Times New Roman"/>
                 <w:b/>
                 <w:bCs/>
                 <w:sz w:val="24"/>
@@ -964,7 +956,7 @@
         </w:tc>
         <w:tc>
           <w:tcPr>
-            <w:tcW w:w="1334" w:type="pct"/>
+            <w:tcW w:w="1219" w:type="pct"/>
             <w:tcBorders>
               <w:top w:val="single" w:sz="4" w:space="0" w:color="auto"/>
               <w:left w:val="nil"/>
@@ -978,10 +970,9 @@
           </w:tcPr>
           <w:p>
             <w:pPr>
-              <w:spacing w:after="0" w:line="240" w:lineRule="auto"/>
               <w:jc w:val="center"/>
               <w:rPr>
-                <w:rFonts w:ascii="Times New Roman" w:eastAsia="Times New Roman" w:hAnsi="Times New Roman" w:cs="Times New Roman"/>
+                <w:rFonts w:ascii="Times New Roman" w:hAnsi="Times New Roman" w:cs="Times New Roman"/>
                 <w:b/>
                 <w:bCs/>
                 <w:sz w:val="24"/>
@@ -990,7 +981,7 @@
             </w:pPr>
             <w:r>
               <w:rPr>
-                <w:rFonts w:ascii="Times New Roman" w:eastAsia="Times New Roman" w:hAnsi="Times New Roman" w:cs="Times New Roman"/>
+                <w:rFonts w:ascii="Times New Roman" w:hAnsi="Times New Roman" w:cs="Times New Roman"/>
                 <w:b/>
                 <w:bCs/>
                 <w:sz w:val="24"/>
@@ -1007,7 +998,7 @@
         </w:trPr>
         <w:tc>
           <w:tcPr>
-            <w:tcW w:w="270" w:type="pct"/>
+            <w:tcW w:w="700" w:type="pct"/>
             <w:tcBorders>
               <w:top w:val="single" w:sz="4" w:space="0" w:color="auto"/>
               <w:left w:val="single" w:sz="4" w:space="0" w:color="auto"/>
@@ -1020,10 +1011,9 @@
           </w:tcPr>
           <w:p>
             <w:pPr>
-              <w:spacing w:after="0" w:line="240" w:lineRule="auto"/>
               <w:jc w:val="center"/>
               <w:rPr>
-                <w:rFonts w:ascii="Times New Roman" w:eastAsia="Times New Roman" w:hAnsi="Times New Roman" w:cs="Times New Roman"/>
+                <w:rFonts w:ascii="Times New Roman" w:hAnsi="Times New Roman" w:cs="Times New Roman"/>
                 <w:color w:val="000000"/>
                 <w:sz w:val="24"/>
                 <w:szCs w:val="24"/>
@@ -1031,18 +1021,18 @@
             </w:pPr>
             <w:r>
               <w:rPr>
-                <w:rFonts w:ascii="Times New Roman" w:eastAsia="Times New Roman" w:hAnsi="Times New Roman" w:cs="Times New Roman"/>
+                <w:rFonts w:ascii="Times New Roman" w:hAnsi="Times New Roman" w:cs="Times New Roman"/>
                 <w:color w:val="000000"/>
                 <w:sz w:val="24"/>
                 <w:szCs w:val="24"/>
               </w:rPr>
-              <w:t>1</w:t>
+              <w:t>[#PA_CHIPHI][STT]</w:t>
             </w:r>
           </w:p>
         </w:tc>
         <w:tc>
           <w:tcPr>
-            <w:tcW w:w="974" w:type="pct"/>
+            <w:tcW w:w="1146" w:type="pct"/>
             <w:tcBorders>
               <w:top w:val="single" w:sz="4" w:space="0" w:color="auto"/>
               <w:left w:val="nil"/>
@@ -1056,26 +1046,25 @@
           </w:tcPr>
           <w:p>
             <w:pPr>
-              <w:spacing w:after="0" w:line="240" w:lineRule="auto"/>
               <w:rPr>
-                <w:rFonts w:ascii="Times New Roman" w:eastAsia="Times New Roman" w:hAnsi="Times New Roman" w:cs="Times New Roman"/>
+                <w:rFonts w:ascii="Times New Roman" w:hAnsi="Times New Roman" w:cs="Times New Roman"/>
                 <w:sz w:val="24"/>
                 <w:szCs w:val="24"/>
               </w:rPr>
             </w:pPr>
             <w:r>
               <w:rPr>
-                <w:rFonts w:ascii="Times New Roman" w:eastAsia="Times New Roman" w:hAnsi="Times New Roman" w:cs="Times New Roman"/>
+                <w:rFonts w:ascii="Times New Roman" w:hAnsi="Times New Roman" w:cs="Times New Roman"/>
                 <w:sz w:val="24"/>
                 <w:szCs w:val="24"/>
               </w:rPr>
-              <w:t>Cây giống</w:t>
+              <w:t>[Hạng mục]</w:t>
             </w:r>
           </w:p>
         </w:tc>
         <w:tc>
           <w:tcPr>
-            <w:tcW w:w="400" w:type="pct"/>
+            <w:tcW w:w="503" w:type="pct"/>
             <w:tcBorders>
               <w:top w:val="single" w:sz="4" w:space="0" w:color="auto"/>
               <w:left w:val="nil"/>
@@ -1089,10 +1078,9 @@
           </w:tcPr>
           <w:p>
             <w:pPr>
-              <w:spacing w:after="0" w:line="240" w:lineRule="auto"/>
               <w:jc w:val="center"/>
               <w:rPr>
-                <w:rFonts w:ascii="Times New Roman" w:eastAsia="Times New Roman" w:hAnsi="Times New Roman" w:cs="Times New Roman"/>
+                <w:rFonts w:ascii="Times New Roman" w:hAnsi="Times New Roman" w:cs="Times New Roman"/>
                 <w:i/>
                 <w:iCs/>
                 <w:sz w:val="24"/>
@@ -1101,19 +1089,19 @@
             </w:pPr>
             <w:r>
               <w:rPr>
-                <w:rFonts w:ascii="Times New Roman" w:eastAsia="Times New Roman" w:hAnsi="Times New Roman" w:cs="Times New Roman"/>
+                <w:rFonts w:ascii="Times New Roman" w:hAnsi="Times New Roman" w:cs="Times New Roman"/>
                 <w:i/>
                 <w:iCs/>
                 <w:sz w:val="24"/>
                 <w:szCs w:val="24"/>
               </w:rPr>
-              <w:t>cây</w:t>
+              <w:t>[ĐVT]</w:t>
             </w:r>
           </w:p>
         </w:tc>
         <w:tc>
           <w:tcPr>
-            <w:tcW w:w="1046" w:type="pct"/>
+            <w:tcW w:w="716" w:type="pct"/>
             <w:tcBorders>
               <w:top w:val="single" w:sz="4" w:space="0" w:color="auto"/>
               <w:left w:val="nil"/>
@@ -1126,27 +1114,26 @@
           </w:tcPr>
           <w:p>
             <w:pPr>
-              <w:spacing w:after="0" w:line="240" w:lineRule="auto"/>
               <w:jc w:val="right"/>
               <w:rPr>
-                <w:rFonts w:ascii="Times New Roman" w:eastAsia="Times New Roman" w:hAnsi="Times New Roman" w:cs="Times New Roman"/>
+                <w:rFonts w:ascii="Times New Roman" w:hAnsi="Times New Roman" w:cs="Times New Roman"/>
                 <w:sz w:val="24"/>
                 <w:szCs w:val="24"/>
               </w:rPr>
             </w:pPr>
             <w:r>
               <w:rPr>
-                <w:rFonts w:ascii="Times New Roman" w:eastAsia="Times New Roman" w:hAnsi="Times New Roman" w:cs="Times New Roman"/>
+                <w:rFonts w:ascii="Times New Roman" w:hAnsi="Times New Roman" w:cs="Times New Roman"/>
                 <w:sz w:val="24"/>
                 <w:szCs w:val="24"/>
               </w:rPr>
-              <w:t>[PA.Cây giống_DG]</w:t>
+              <w:t>[Đơn giá]</w:t>
             </w:r>
           </w:p>
         </w:tc>
         <w:tc>
           <w:tcPr>
-            <w:tcW w:w="976" w:type="pct"/>
+            <w:tcW w:w="716" w:type="pct"/>
             <w:tcBorders>
               <w:top w:val="nil"/>
               <w:left w:val="nil"/>
@@ -1160,27 +1147,26 @@
           </w:tcPr>
           <w:p>
             <w:pPr>
-              <w:spacing w:after="0" w:line="240" w:lineRule="auto"/>
               <w:jc w:val="right"/>
               <w:rPr>
-                <w:rFonts w:ascii="Times New Roman" w:eastAsia="Times New Roman" w:hAnsi="Times New Roman" w:cs="Times New Roman"/>
+                <w:rFonts w:ascii="Times New Roman" w:hAnsi="Times New Roman" w:cs="Times New Roman"/>
                 <w:sz w:val="24"/>
                 <w:szCs w:val="24"/>
               </w:rPr>
             </w:pPr>
             <w:r>
               <w:rPr>
-                <w:rFonts w:ascii="Times New Roman" w:eastAsia="Times New Roman" w:hAnsi="Times New Roman" w:cs="Times New Roman"/>
+                <w:rFonts w:ascii="Times New Roman" w:hAnsi="Times New Roman" w:cs="Times New Roman"/>
                 <w:sz w:val="24"/>
                 <w:szCs w:val="24"/>
               </w:rPr>
-              <w:t>[PA.Cây giống_SL]</w:t>
+              <w:t>[Số lượng]</w:t>
             </w:r>
           </w:p>
         </w:tc>
         <w:tc>
           <w:tcPr>
-            <w:tcW w:w="1334" w:type="pct"/>
+            <w:tcW w:w="1219" w:type="pct"/>
             <w:tcBorders>
               <w:top w:val="nil"/>
               <w:left w:val="nil"/>
@@ -1194,21 +1180,20 @@
           </w:tcPr>
           <w:p>
             <w:pPr>
-              <w:spacing w:after="0" w:line="240" w:lineRule="auto"/>
               <w:jc w:val="right"/>
               <w:rPr>
-                <w:rFonts w:ascii="Times New Roman" w:eastAsia="Times New Roman" w:hAnsi="Times New Roman" w:cs="Times New Roman"/>
+                <w:rFonts w:ascii="Times New Roman" w:hAnsi="Times New Roman" w:cs="Times New Roman"/>
                 <w:sz w:val="24"/>
                 <w:szCs w:val="24"/>
               </w:rPr>
             </w:pPr>
             <w:r>
               <w:rPr>
-                <w:rFonts w:ascii="Times New Roman" w:eastAsia="Times New Roman" w:hAnsi="Times New Roman" w:cs="Times New Roman"/>
+                <w:rFonts w:ascii="Times New Roman" w:hAnsi="Times New Roman" w:cs="Times New Roman"/>
                 <w:sz w:val="24"/>
                 <w:szCs w:val="24"/>
               </w:rPr>
-              <w:t>[PA.Cây giống_TT]</w:t>
+              <w:t>[Thành tiền][/PA_CHIPHI]</w:t>
             </w:r>
           </w:p>
         </w:tc>
@@ -1219,7 +1204,7 @@
         </w:trPr>
         <w:tc>
           <w:tcPr>
-            <w:tcW w:w="270" w:type="pct"/>
+            <w:tcW w:w="700" w:type="pct"/>
             <w:tcBorders>
               <w:top w:val="nil"/>
               <w:left w:val="single" w:sz="4" w:space="0" w:color="auto"/>
@@ -1232,29 +1217,21 @@
           </w:tcPr>
           <w:p>
             <w:pPr>
-              <w:spacing w:after="0" w:line="240" w:lineRule="auto"/>
               <w:jc w:val="center"/>
               <w:rPr>
-                <w:rFonts w:ascii="Times New Roman" w:eastAsia="Times New Roman" w:hAnsi="Times New Roman" w:cs="Times New Roman"/>
+                <w:rFonts w:ascii="Times New Roman" w:hAnsi="Times New Roman" w:cs="Times New Roman"/>
+                <w:b/>
+                <w:bCs/>
                 <w:color w:val="000000"/>
                 <w:sz w:val="24"/>
                 <w:szCs w:val="24"/>
               </w:rPr>
             </w:pPr>
-            <w:r>
-              <w:rPr>
-                <w:rFonts w:ascii="Times New Roman" w:eastAsia="Times New Roman" w:hAnsi="Times New Roman" w:cs="Times New Roman"/>
-                <w:color w:val="000000"/>
-                <w:sz w:val="24"/>
-                <w:szCs w:val="24"/>
-              </w:rPr>
-              <w:t>2</w:t>
-            </w:r>
           </w:p>
         </w:tc>
         <w:tc>
           <w:tcPr>
-            <w:tcW w:w="974" w:type="pct"/>
+            <w:tcW w:w="1146" w:type="pct"/>
             <w:tcBorders>
               <w:top w:val="nil"/>
               <w:left w:val="nil"/>
@@ -1268,26 +1245,29 @@
           </w:tcPr>
           <w:p>
             <w:pPr>
-              <w:spacing w:after="0" w:line="240" w:lineRule="auto"/>
               <w:rPr>
-                <w:rFonts w:ascii="Times New Roman" w:eastAsia="Times New Roman" w:hAnsi="Times New Roman" w:cs="Times New Roman"/>
+                <w:rFonts w:ascii="Times New Roman" w:hAnsi="Times New Roman" w:cs="Times New Roman"/>
+                <w:b/>
+                <w:bCs/>
                 <w:sz w:val="24"/>
                 <w:szCs w:val="24"/>
               </w:rPr>
             </w:pPr>
             <w:r>
               <w:rPr>
-                <w:rFonts w:ascii="Times New Roman" w:eastAsia="Times New Roman" w:hAnsi="Times New Roman" w:cs="Times New Roman"/>
+                <w:rFonts w:ascii="Times New Roman" w:hAnsi="Times New Roman" w:cs="Times New Roman"/>
+                <w:b/>
+                <w:bCs/>
                 <w:sz w:val="24"/>
                 <w:szCs w:val="24"/>
               </w:rPr>
-              <w:t>Phân hữu cơ</w:t>
+              <w:t>Tổng cộng</w:t>
             </w:r>
           </w:p>
         </w:tc>
         <w:tc>
           <w:tcPr>
-            <w:tcW w:w="400" w:type="pct"/>
+            <w:tcW w:w="503" w:type="pct"/>
             <w:tcBorders>
               <w:top w:val="nil"/>
               <w:left w:val="nil"/>
@@ -1301,42 +1281,22 @@
           </w:tcPr>
           <w:p>
             <w:pPr>
-              <w:spacing w:after="0" w:line="240" w:lineRule="auto"/>
               <w:jc w:val="center"/>
               <w:rPr>
-                <w:rFonts w:ascii="Times New Roman" w:eastAsia="Times New Roman" w:hAnsi="Times New Roman" w:cs="Times New Roman"/>
+                <w:rFonts w:ascii="Times New Roman" w:hAnsi="Times New Roman" w:cs="Times New Roman"/>
+                <w:b/>
+                <w:bCs/>
                 <w:i/>
                 <w:iCs/>
                 <w:sz w:val="24"/>
                 <w:szCs w:val="24"/>
               </w:rPr>
             </w:pPr>
-            <w:r>
-              <w:rPr>
-                <w:rFonts w:ascii="Times New Roman" w:eastAsia="Times New Roman" w:hAnsi="Times New Roman" w:cs="Times New Roman"/>
-                <w:i/>
-                <w:iCs/>
-                <w:sz w:val="24"/>
-                <w:szCs w:val="24"/>
-              </w:rPr>
-              <w:t>m</w:t>
-            </w:r>
-            <w:r>
-              <w:rPr>
-                <w:rFonts w:ascii="Times New Roman" w:eastAsia="Times New Roman" w:hAnsi="Times New Roman" w:cs="Times New Roman"/>
-                <w:i/>
-                <w:iCs/>
-                <w:sz w:val="24"/>
-                <w:szCs w:val="24"/>
-                <w:vertAlign w:val="superscript"/>
-              </w:rPr>
-              <w:t>3</w:t>
-            </w:r>
           </w:p>
         </w:tc>
         <w:tc>
           <w:tcPr>
-            <w:tcW w:w="1046" w:type="pct"/>
+            <w:tcW w:w="716" w:type="pct"/>
             <w:tcBorders>
               <w:top w:val="nil"/>
               <w:left w:val="nil"/>
@@ -1349,27 +1309,18 @@
           </w:tcPr>
           <w:p>
             <w:pPr>
-              <w:spacing w:after="0" w:line="240" w:lineRule="auto"/>
               <w:jc w:val="right"/>
               <w:rPr>
-                <w:rFonts w:ascii="Times New Roman" w:eastAsia="Times New Roman" w:hAnsi="Times New Roman" w:cs="Times New Roman"/>
+                <w:rFonts w:ascii="Times New Roman" w:hAnsi="Times New Roman" w:cs="Times New Roman"/>
                 <w:sz w:val="24"/>
                 <w:szCs w:val="24"/>
               </w:rPr>
             </w:pPr>
-            <w:r>
-              <w:rPr>
-                <w:rFonts w:ascii="Times New Roman" w:eastAsia="Times New Roman" w:hAnsi="Times New Roman" w:cs="Times New Roman"/>
-                <w:sz w:val="24"/>
-                <w:szCs w:val="24"/>
-              </w:rPr>
-              <w:t>[PA.Phân hữu cơ_DG]</w:t>
-            </w:r>
           </w:p>
         </w:tc>
         <w:tc>
           <w:tcPr>
-            <w:tcW w:w="976" w:type="pct"/>
+            <w:tcW w:w="716" w:type="pct"/>
             <w:tcBorders>
               <w:top w:val="nil"/>
               <w:left w:val="nil"/>
@@ -1383,27 +1334,20 @@
           </w:tcPr>
           <w:p>
             <w:pPr>
-              <w:spacing w:after="0" w:line="240" w:lineRule="auto"/>
               <w:jc w:val="right"/>
               <w:rPr>
-                <w:rFonts w:ascii="Times New Roman" w:eastAsia="Times New Roman" w:hAnsi="Times New Roman" w:cs="Times New Roman"/>
+                <w:rFonts w:ascii="Times New Roman" w:hAnsi="Times New Roman" w:cs="Times New Roman"/>
+                <w:b/>
+                <w:bCs/>
                 <w:sz w:val="24"/>
                 <w:szCs w:val="24"/>
               </w:rPr>
             </w:pPr>
-            <w:r>
-              <w:rPr>
-                <w:rFonts w:ascii="Times New Roman" w:eastAsia="Times New Roman" w:hAnsi="Times New Roman" w:cs="Times New Roman"/>
-                <w:sz w:val="24"/>
-                <w:szCs w:val="24"/>
-              </w:rPr>
-              <w:t>[PA.Phân hữu cơ_SL]</w:t>
-            </w:r>
           </w:p>
         </w:tc>
         <w:tc>
           <w:tcPr>
-            <w:tcW w:w="1334" w:type="pct"/>
+            <w:tcW w:w="1219" w:type="pct"/>
             <w:tcBorders>
               <w:top w:val="nil"/>
               <w:left w:val="nil"/>
@@ -1417,1640 +1361,9 @@
           </w:tcPr>
           <w:p>
             <w:pPr>
-              <w:spacing w:after="0" w:line="240" w:lineRule="auto"/>
               <w:jc w:val="right"/>
               <w:rPr>
-                <w:rFonts w:ascii="Times New Roman" w:eastAsia="Times New Roman" w:hAnsi="Times New Roman" w:cs="Times New Roman"/>
-                <w:sz w:val="24"/>
-                <w:szCs w:val="24"/>
-              </w:rPr>
-            </w:pPr>
-            <w:r>
-              <w:rPr>
-                <w:rFonts w:ascii="Times New Roman" w:eastAsia="Times New Roman" w:hAnsi="Times New Roman" w:cs="Times New Roman"/>
-                <w:sz w:val="24"/>
-                <w:szCs w:val="24"/>
-              </w:rPr>
-              <w:t>[PA.Phân hữu cơ_TT]</w:t>
-            </w:r>
-          </w:p>
-        </w:tc>
-      </w:tr>
-      <w:tr>
-        <w:trPr>
-          <w:trHeight w:val="315"/>
-        </w:trPr>
-        <w:tc>
-          <w:tcPr>
-            <w:tcW w:w="270" w:type="pct"/>
-            <w:tcBorders>
-              <w:top w:val="nil"/>
-              <w:left w:val="single" w:sz="4" w:space="0" w:color="auto"/>
-              <w:bottom w:val="single" w:sz="4" w:space="0" w:color="auto"/>
-              <w:right w:val="single" w:sz="4" w:space="0" w:color="auto"/>
-            </w:tcBorders>
-            <w:noWrap/>
-            <w:vAlign w:val="center"/>
-            <w:hideMark/>
-          </w:tcPr>
-          <w:p>
-            <w:pPr>
-              <w:spacing w:after="0" w:line="240" w:lineRule="auto"/>
-              <w:jc w:val="center"/>
-              <w:rPr>
-                <w:rFonts w:ascii="Times New Roman" w:eastAsia="Times New Roman" w:hAnsi="Times New Roman" w:cs="Times New Roman"/>
-                <w:color w:val="000000"/>
-                <w:sz w:val="24"/>
-                <w:szCs w:val="24"/>
-              </w:rPr>
-            </w:pPr>
-            <w:r>
-              <w:rPr>
-                <w:rFonts w:ascii="Times New Roman" w:eastAsia="Times New Roman" w:hAnsi="Times New Roman" w:cs="Times New Roman"/>
-                <w:color w:val="000000"/>
-                <w:sz w:val="24"/>
-                <w:szCs w:val="24"/>
-              </w:rPr>
-              <w:t>3</w:t>
-            </w:r>
-          </w:p>
-        </w:tc>
-        <w:tc>
-          <w:tcPr>
-            <w:tcW w:w="974" w:type="pct"/>
-            <w:tcBorders>
-              <w:top w:val="nil"/>
-              <w:left w:val="nil"/>
-              <w:bottom w:val="single" w:sz="4" w:space="0" w:color="auto"/>
-              <w:right w:val="single" w:sz="4" w:space="0" w:color="auto"/>
-            </w:tcBorders>
-            <w:shd w:val="clear" w:color="000000" w:fill="FFFFFF"/>
-            <w:noWrap/>
-            <w:vAlign w:val="center"/>
-            <w:hideMark/>
-          </w:tcPr>
-          <w:p>
-            <w:pPr>
-              <w:spacing w:after="0" w:line="240" w:lineRule="auto"/>
-              <w:rPr>
-                <w:rFonts w:ascii="Times New Roman" w:eastAsia="Times New Roman" w:hAnsi="Times New Roman" w:cs="Times New Roman"/>
-                <w:i/>
-                <w:iCs/>
-                <w:sz w:val="24"/>
-                <w:szCs w:val="24"/>
-              </w:rPr>
-            </w:pPr>
-            <w:r>
-              <w:rPr>
-                <w:rFonts w:ascii="Times New Roman" w:eastAsia="Times New Roman" w:hAnsi="Times New Roman" w:cs="Times New Roman"/>
-                <w:i/>
-                <w:iCs/>
-                <w:sz w:val="24"/>
-                <w:szCs w:val="24"/>
-              </w:rPr>
-              <w:t>Đạm</w:t>
-            </w:r>
-          </w:p>
-        </w:tc>
-        <w:tc>
-          <w:tcPr>
-            <w:tcW w:w="400" w:type="pct"/>
-            <w:tcBorders>
-              <w:top w:val="nil"/>
-              <w:left w:val="nil"/>
-              <w:bottom w:val="single" w:sz="4" w:space="0" w:color="auto"/>
-              <w:right w:val="single" w:sz="4" w:space="0" w:color="auto"/>
-            </w:tcBorders>
-            <w:shd w:val="clear" w:color="000000" w:fill="FFFFFF"/>
-            <w:noWrap/>
-            <w:vAlign w:val="center"/>
-            <w:hideMark/>
-          </w:tcPr>
-          <w:p>
-            <w:pPr>
-              <w:spacing w:after="0" w:line="240" w:lineRule="auto"/>
-              <w:jc w:val="center"/>
-              <w:rPr>
-                <w:rFonts w:ascii="Times New Roman" w:eastAsia="Times New Roman" w:hAnsi="Times New Roman" w:cs="Times New Roman"/>
-                <w:i/>
-                <w:iCs/>
-                <w:sz w:val="24"/>
-                <w:szCs w:val="24"/>
-              </w:rPr>
-            </w:pPr>
-            <w:r>
-              <w:rPr>
-                <w:rFonts w:ascii="Times New Roman" w:eastAsia="Times New Roman" w:hAnsi="Times New Roman" w:cs="Times New Roman"/>
-                <w:i/>
-                <w:iCs/>
-                <w:sz w:val="24"/>
-                <w:szCs w:val="24"/>
-              </w:rPr>
-              <w:t>kg</w:t>
-            </w:r>
-          </w:p>
-        </w:tc>
-        <w:tc>
-          <w:tcPr>
-            <w:tcW w:w="1046" w:type="pct"/>
-            <w:tcBorders>
-              <w:top w:val="nil"/>
-              <w:left w:val="nil"/>
-              <w:bottom w:val="single" w:sz="4" w:space="0" w:color="auto"/>
-              <w:right w:val="single" w:sz="4" w:space="0" w:color="auto"/>
-            </w:tcBorders>
-            <w:noWrap/>
-            <w:vAlign w:val="center"/>
-            <w:hideMark/>
-          </w:tcPr>
-          <w:p>
-            <w:pPr>
-              <w:spacing w:after="0" w:line="240" w:lineRule="auto"/>
-              <w:jc w:val="right"/>
-              <w:rPr>
-                <w:rFonts w:ascii="Times New Roman" w:eastAsia="Times New Roman" w:hAnsi="Times New Roman" w:cs="Times New Roman"/>
-                <w:i/>
-                <w:iCs/>
-                <w:sz w:val="24"/>
-                <w:szCs w:val="24"/>
-              </w:rPr>
-            </w:pPr>
-            <w:r>
-              <w:rPr>
-                <w:rFonts w:ascii="Times New Roman" w:eastAsia="Times New Roman" w:hAnsi="Times New Roman" w:cs="Times New Roman"/>
-                <w:i/>
-                <w:iCs/>
-                <w:sz w:val="24"/>
-                <w:szCs w:val="24"/>
-              </w:rPr>
-              <w:t>[PA.Đạm_DG]</w:t>
-            </w:r>
-          </w:p>
-        </w:tc>
-        <w:tc>
-          <w:tcPr>
-            <w:tcW w:w="976" w:type="pct"/>
-            <w:tcBorders>
-              <w:top w:val="nil"/>
-              <w:left w:val="nil"/>
-              <w:bottom w:val="single" w:sz="4" w:space="0" w:color="auto"/>
-              <w:right w:val="single" w:sz="4" w:space="0" w:color="auto"/>
-            </w:tcBorders>
-            <w:shd w:val="clear" w:color="000000" w:fill="FFFFFF"/>
-            <w:noWrap/>
-            <w:vAlign w:val="center"/>
-            <w:hideMark/>
-          </w:tcPr>
-          <w:p>
-            <w:pPr>
-              <w:spacing w:after="0" w:line="240" w:lineRule="auto"/>
-              <w:jc w:val="right"/>
-              <w:rPr>
-                <w:rFonts w:ascii="Times New Roman" w:eastAsia="Times New Roman" w:hAnsi="Times New Roman" w:cs="Times New Roman"/>
-                <w:i/>
-                <w:iCs/>
-                <w:sz w:val="24"/>
-                <w:szCs w:val="24"/>
-              </w:rPr>
-            </w:pPr>
-            <w:r>
-              <w:rPr>
-                <w:rFonts w:ascii="Times New Roman" w:eastAsia="Times New Roman" w:hAnsi="Times New Roman" w:cs="Times New Roman"/>
-                <w:i/>
-                <w:iCs/>
-                <w:sz w:val="24"/>
-                <w:szCs w:val="24"/>
-              </w:rPr>
-              <w:t>[PA.Đạm_SL]</w:t>
-            </w:r>
-          </w:p>
-        </w:tc>
-        <w:tc>
-          <w:tcPr>
-            <w:tcW w:w="1334" w:type="pct"/>
-            <w:tcBorders>
-              <w:top w:val="nil"/>
-              <w:left w:val="nil"/>
-              <w:bottom w:val="single" w:sz="4" w:space="0" w:color="auto"/>
-              <w:right w:val="single" w:sz="4" w:space="0" w:color="auto"/>
-            </w:tcBorders>
-            <w:shd w:val="clear" w:color="000000" w:fill="FFFFFF"/>
-            <w:noWrap/>
-            <w:vAlign w:val="center"/>
-            <w:hideMark/>
-          </w:tcPr>
-          <w:p>
-            <w:pPr>
-              <w:spacing w:after="0" w:line="240" w:lineRule="auto"/>
-              <w:jc w:val="right"/>
-              <w:rPr>
-                <w:rFonts w:ascii="Times New Roman" w:eastAsia="Times New Roman" w:hAnsi="Times New Roman" w:cs="Times New Roman"/>
-                <w:i/>
-                <w:iCs/>
-                <w:sz w:val="24"/>
-                <w:szCs w:val="24"/>
-              </w:rPr>
-            </w:pPr>
-            <w:r>
-              <w:rPr>
-                <w:rFonts w:ascii="Times New Roman" w:eastAsia="Times New Roman" w:hAnsi="Times New Roman" w:cs="Times New Roman"/>
-                <w:i/>
-                <w:iCs/>
-                <w:sz w:val="24"/>
-                <w:szCs w:val="24"/>
-              </w:rPr>
-              <w:t>[PA.Đạm_TT]</w:t>
-            </w:r>
-          </w:p>
-        </w:tc>
-      </w:tr>
-      <w:tr>
-        <w:trPr>
-          <w:trHeight w:val="315"/>
-        </w:trPr>
-        <w:tc>
-          <w:tcPr>
-            <w:tcW w:w="270" w:type="pct"/>
-            <w:tcBorders>
-              <w:top w:val="nil"/>
-              <w:left w:val="single" w:sz="4" w:space="0" w:color="auto"/>
-              <w:bottom w:val="single" w:sz="4" w:space="0" w:color="auto"/>
-              <w:right w:val="single" w:sz="4" w:space="0" w:color="auto"/>
-            </w:tcBorders>
-            <w:noWrap/>
-            <w:vAlign w:val="center"/>
-            <w:hideMark/>
-          </w:tcPr>
-          <w:p>
-            <w:pPr>
-              <w:spacing w:after="0" w:line="240" w:lineRule="auto"/>
-              <w:jc w:val="center"/>
-              <w:rPr>
-                <w:rFonts w:ascii="Times New Roman" w:eastAsia="Times New Roman" w:hAnsi="Times New Roman" w:cs="Times New Roman"/>
-                <w:color w:val="000000"/>
-                <w:sz w:val="24"/>
-                <w:szCs w:val="24"/>
-              </w:rPr>
-            </w:pPr>
-            <w:r>
-              <w:rPr>
-                <w:rFonts w:ascii="Times New Roman" w:eastAsia="Times New Roman" w:hAnsi="Times New Roman" w:cs="Times New Roman"/>
-                <w:color w:val="000000"/>
-                <w:sz w:val="24"/>
-                <w:szCs w:val="24"/>
-              </w:rPr>
-              <w:t>4</w:t>
-            </w:r>
-          </w:p>
-        </w:tc>
-        <w:tc>
-          <w:tcPr>
-            <w:tcW w:w="974" w:type="pct"/>
-            <w:tcBorders>
-              <w:top w:val="nil"/>
-              <w:left w:val="nil"/>
-              <w:bottom w:val="single" w:sz="4" w:space="0" w:color="auto"/>
-              <w:right w:val="single" w:sz="4" w:space="0" w:color="auto"/>
-            </w:tcBorders>
-            <w:shd w:val="clear" w:color="000000" w:fill="FFFFFF"/>
-            <w:noWrap/>
-            <w:vAlign w:val="center"/>
-            <w:hideMark/>
-          </w:tcPr>
-          <w:p>
-            <w:pPr>
-              <w:spacing w:after="0" w:line="240" w:lineRule="auto"/>
-              <w:rPr>
-                <w:rFonts w:ascii="Times New Roman" w:eastAsia="Times New Roman" w:hAnsi="Times New Roman" w:cs="Times New Roman"/>
-                <w:i/>
-                <w:iCs/>
-                <w:sz w:val="24"/>
-                <w:szCs w:val="24"/>
-              </w:rPr>
-            </w:pPr>
-            <w:r>
-              <w:rPr>
-                <w:rFonts w:ascii="Times New Roman" w:eastAsia="Times New Roman" w:hAnsi="Times New Roman" w:cs="Times New Roman"/>
-                <w:i/>
-                <w:iCs/>
-                <w:sz w:val="24"/>
-                <w:szCs w:val="24"/>
-              </w:rPr>
-              <w:t>Lân</w:t>
-            </w:r>
-          </w:p>
-        </w:tc>
-        <w:tc>
-          <w:tcPr>
-            <w:tcW w:w="400" w:type="pct"/>
-            <w:tcBorders>
-              <w:top w:val="nil"/>
-              <w:left w:val="nil"/>
-              <w:bottom w:val="single" w:sz="4" w:space="0" w:color="auto"/>
-              <w:right w:val="single" w:sz="4" w:space="0" w:color="auto"/>
-            </w:tcBorders>
-            <w:shd w:val="clear" w:color="000000" w:fill="FFFFFF"/>
-            <w:noWrap/>
-            <w:vAlign w:val="center"/>
-            <w:hideMark/>
-          </w:tcPr>
-          <w:p>
-            <w:pPr>
-              <w:spacing w:after="0" w:line="240" w:lineRule="auto"/>
-              <w:jc w:val="center"/>
-              <w:rPr>
-                <w:rFonts w:ascii="Times New Roman" w:eastAsia="Times New Roman" w:hAnsi="Times New Roman" w:cs="Times New Roman"/>
-                <w:i/>
-                <w:iCs/>
-                <w:sz w:val="24"/>
-                <w:szCs w:val="24"/>
-              </w:rPr>
-            </w:pPr>
-            <w:r>
-              <w:rPr>
-                <w:rFonts w:ascii="Times New Roman" w:eastAsia="Times New Roman" w:hAnsi="Times New Roman" w:cs="Times New Roman"/>
-                <w:i/>
-                <w:iCs/>
-                <w:sz w:val="24"/>
-                <w:szCs w:val="24"/>
-              </w:rPr>
-              <w:t>kg</w:t>
-            </w:r>
-          </w:p>
-        </w:tc>
-        <w:tc>
-          <w:tcPr>
-            <w:tcW w:w="1046" w:type="pct"/>
-            <w:tcBorders>
-              <w:top w:val="nil"/>
-              <w:left w:val="nil"/>
-              <w:bottom w:val="single" w:sz="4" w:space="0" w:color="auto"/>
-              <w:right w:val="single" w:sz="4" w:space="0" w:color="auto"/>
-            </w:tcBorders>
-            <w:noWrap/>
-            <w:vAlign w:val="center"/>
-            <w:hideMark/>
-          </w:tcPr>
-          <w:p>
-            <w:pPr>
-              <w:spacing w:after="0" w:line="240" w:lineRule="auto"/>
-              <w:jc w:val="right"/>
-              <w:rPr>
-                <w:rFonts w:ascii="Times New Roman" w:eastAsia="Times New Roman" w:hAnsi="Times New Roman" w:cs="Times New Roman"/>
-                <w:i/>
-                <w:iCs/>
-                <w:sz w:val="24"/>
-                <w:szCs w:val="24"/>
-              </w:rPr>
-            </w:pPr>
-            <w:r>
-              <w:rPr>
-                <w:rFonts w:ascii="Times New Roman" w:eastAsia="Times New Roman" w:hAnsi="Times New Roman" w:cs="Times New Roman"/>
-                <w:i/>
-                <w:iCs/>
-                <w:sz w:val="24"/>
-                <w:szCs w:val="24"/>
-              </w:rPr>
-              <w:t>[PA.Lân_DG]</w:t>
-            </w:r>
-          </w:p>
-        </w:tc>
-        <w:tc>
-          <w:tcPr>
-            <w:tcW w:w="976" w:type="pct"/>
-            <w:tcBorders>
-              <w:top w:val="nil"/>
-              <w:left w:val="nil"/>
-              <w:bottom w:val="single" w:sz="4" w:space="0" w:color="auto"/>
-              <w:right w:val="single" w:sz="4" w:space="0" w:color="auto"/>
-            </w:tcBorders>
-            <w:shd w:val="clear" w:color="000000" w:fill="FFFFFF"/>
-            <w:noWrap/>
-            <w:vAlign w:val="center"/>
-            <w:hideMark/>
-          </w:tcPr>
-          <w:p>
-            <w:pPr>
-              <w:spacing w:after="0" w:line="240" w:lineRule="auto"/>
-              <w:jc w:val="right"/>
-              <w:rPr>
-                <w:rFonts w:ascii="Times New Roman" w:eastAsia="Times New Roman" w:hAnsi="Times New Roman" w:cs="Times New Roman"/>
-                <w:i/>
-                <w:iCs/>
-                <w:sz w:val="24"/>
-                <w:szCs w:val="24"/>
-              </w:rPr>
-            </w:pPr>
-            <w:r>
-              <w:rPr>
-                <w:rFonts w:ascii="Times New Roman" w:eastAsia="Times New Roman" w:hAnsi="Times New Roman" w:cs="Times New Roman"/>
-                <w:i/>
-                <w:iCs/>
-                <w:sz w:val="24"/>
-                <w:szCs w:val="24"/>
-              </w:rPr>
-              <w:t>[PA.Lân_SL]</w:t>
-            </w:r>
-          </w:p>
-        </w:tc>
-        <w:tc>
-          <w:tcPr>
-            <w:tcW w:w="1334" w:type="pct"/>
-            <w:tcBorders>
-              <w:top w:val="nil"/>
-              <w:left w:val="nil"/>
-              <w:bottom w:val="single" w:sz="4" w:space="0" w:color="auto"/>
-              <w:right w:val="single" w:sz="4" w:space="0" w:color="auto"/>
-            </w:tcBorders>
-            <w:shd w:val="clear" w:color="000000" w:fill="FFFFFF"/>
-            <w:noWrap/>
-            <w:vAlign w:val="center"/>
-            <w:hideMark/>
-          </w:tcPr>
-          <w:p>
-            <w:pPr>
-              <w:spacing w:after="0" w:line="240" w:lineRule="auto"/>
-              <w:jc w:val="right"/>
-              <w:rPr>
-                <w:rFonts w:ascii="Times New Roman" w:eastAsia="Times New Roman" w:hAnsi="Times New Roman" w:cs="Times New Roman"/>
-                <w:i/>
-                <w:iCs/>
-                <w:sz w:val="24"/>
-                <w:szCs w:val="24"/>
-              </w:rPr>
-            </w:pPr>
-            <w:r>
-              <w:rPr>
-                <w:rFonts w:ascii="Times New Roman" w:eastAsia="Times New Roman" w:hAnsi="Times New Roman" w:cs="Times New Roman"/>
-                <w:i/>
-                <w:iCs/>
-                <w:sz w:val="24"/>
-                <w:szCs w:val="24"/>
-              </w:rPr>
-              <w:t>[PA.Lân_TT]</w:t>
-            </w:r>
-          </w:p>
-        </w:tc>
-      </w:tr>
-      <w:tr>
-        <w:trPr>
-          <w:trHeight w:val="315"/>
-        </w:trPr>
-        <w:tc>
-          <w:tcPr>
-            <w:tcW w:w="270" w:type="pct"/>
-            <w:tcBorders>
-              <w:top w:val="nil"/>
-              <w:left w:val="single" w:sz="4" w:space="0" w:color="auto"/>
-              <w:bottom w:val="single" w:sz="4" w:space="0" w:color="auto"/>
-              <w:right w:val="single" w:sz="4" w:space="0" w:color="auto"/>
-            </w:tcBorders>
-            <w:noWrap/>
-            <w:vAlign w:val="center"/>
-            <w:hideMark/>
-          </w:tcPr>
-          <w:p>
-            <w:pPr>
-              <w:spacing w:after="0" w:line="240" w:lineRule="auto"/>
-              <w:jc w:val="center"/>
-              <w:rPr>
-                <w:rFonts w:ascii="Times New Roman" w:eastAsia="Times New Roman" w:hAnsi="Times New Roman" w:cs="Times New Roman"/>
-                <w:color w:val="000000"/>
-                <w:sz w:val="24"/>
-                <w:szCs w:val="24"/>
-              </w:rPr>
-            </w:pPr>
-            <w:r>
-              <w:rPr>
-                <w:rFonts w:ascii="Times New Roman" w:eastAsia="Times New Roman" w:hAnsi="Times New Roman" w:cs="Times New Roman"/>
-                <w:color w:val="000000"/>
-                <w:sz w:val="24"/>
-                <w:szCs w:val="24"/>
-              </w:rPr>
-              <w:t>5</w:t>
-            </w:r>
-          </w:p>
-        </w:tc>
-        <w:tc>
-          <w:tcPr>
-            <w:tcW w:w="974" w:type="pct"/>
-            <w:tcBorders>
-              <w:top w:val="nil"/>
-              <w:left w:val="nil"/>
-              <w:bottom w:val="single" w:sz="4" w:space="0" w:color="auto"/>
-              <w:right w:val="single" w:sz="4" w:space="0" w:color="auto"/>
-            </w:tcBorders>
-            <w:shd w:val="clear" w:color="000000" w:fill="FFFFFF"/>
-            <w:noWrap/>
-            <w:vAlign w:val="center"/>
-            <w:hideMark/>
-          </w:tcPr>
-          <w:p>
-            <w:pPr>
-              <w:spacing w:after="0" w:line="240" w:lineRule="auto"/>
-              <w:rPr>
-                <w:rFonts w:ascii="Times New Roman" w:eastAsia="Times New Roman" w:hAnsi="Times New Roman" w:cs="Times New Roman"/>
-                <w:i/>
-                <w:iCs/>
-                <w:sz w:val="24"/>
-                <w:szCs w:val="24"/>
-              </w:rPr>
-            </w:pPr>
-            <w:r>
-              <w:rPr>
-                <w:rFonts w:ascii="Times New Roman" w:eastAsia="Times New Roman" w:hAnsi="Times New Roman" w:cs="Times New Roman"/>
-                <w:i/>
-                <w:iCs/>
-                <w:sz w:val="24"/>
-                <w:szCs w:val="24"/>
-              </w:rPr>
-              <w:t>KaLi</w:t>
-            </w:r>
-          </w:p>
-        </w:tc>
-        <w:tc>
-          <w:tcPr>
-            <w:tcW w:w="400" w:type="pct"/>
-            <w:tcBorders>
-              <w:top w:val="nil"/>
-              <w:left w:val="nil"/>
-              <w:bottom w:val="single" w:sz="4" w:space="0" w:color="auto"/>
-              <w:right w:val="single" w:sz="4" w:space="0" w:color="auto"/>
-            </w:tcBorders>
-            <w:shd w:val="clear" w:color="000000" w:fill="FFFFFF"/>
-            <w:noWrap/>
-            <w:vAlign w:val="center"/>
-            <w:hideMark/>
-          </w:tcPr>
-          <w:p>
-            <w:pPr>
-              <w:spacing w:after="0" w:line="240" w:lineRule="auto"/>
-              <w:jc w:val="center"/>
-              <w:rPr>
-                <w:rFonts w:ascii="Times New Roman" w:eastAsia="Times New Roman" w:hAnsi="Times New Roman" w:cs="Times New Roman"/>
-                <w:i/>
-                <w:iCs/>
-                <w:sz w:val="24"/>
-                <w:szCs w:val="24"/>
-              </w:rPr>
-            </w:pPr>
-            <w:r>
-              <w:rPr>
-                <w:rFonts w:ascii="Times New Roman" w:eastAsia="Times New Roman" w:hAnsi="Times New Roman" w:cs="Times New Roman"/>
-                <w:i/>
-                <w:iCs/>
-                <w:sz w:val="24"/>
-                <w:szCs w:val="24"/>
-              </w:rPr>
-              <w:t>kg</w:t>
-            </w:r>
-          </w:p>
-        </w:tc>
-        <w:tc>
-          <w:tcPr>
-            <w:tcW w:w="1046" w:type="pct"/>
-            <w:tcBorders>
-              <w:top w:val="nil"/>
-              <w:left w:val="nil"/>
-              <w:bottom w:val="single" w:sz="4" w:space="0" w:color="auto"/>
-              <w:right w:val="single" w:sz="4" w:space="0" w:color="auto"/>
-            </w:tcBorders>
-            <w:noWrap/>
-            <w:vAlign w:val="center"/>
-            <w:hideMark/>
-          </w:tcPr>
-          <w:p>
-            <w:pPr>
-              <w:spacing w:after="0" w:line="240" w:lineRule="auto"/>
-              <w:jc w:val="right"/>
-              <w:rPr>
-                <w:rFonts w:ascii="Times New Roman" w:eastAsia="Times New Roman" w:hAnsi="Times New Roman" w:cs="Times New Roman"/>
-                <w:i/>
-                <w:iCs/>
-                <w:sz w:val="24"/>
-                <w:szCs w:val="24"/>
-              </w:rPr>
-            </w:pPr>
-            <w:r>
-              <w:rPr>
-                <w:rFonts w:ascii="Times New Roman" w:eastAsia="Times New Roman" w:hAnsi="Times New Roman" w:cs="Times New Roman"/>
-                <w:i/>
-                <w:iCs/>
-                <w:sz w:val="24"/>
-                <w:szCs w:val="24"/>
-              </w:rPr>
-              <w:t>[PA.KaLi_DG]</w:t>
-            </w:r>
-          </w:p>
-        </w:tc>
-        <w:tc>
-          <w:tcPr>
-            <w:tcW w:w="976" w:type="pct"/>
-            <w:tcBorders>
-              <w:top w:val="nil"/>
-              <w:left w:val="nil"/>
-              <w:bottom w:val="single" w:sz="4" w:space="0" w:color="auto"/>
-              <w:right w:val="single" w:sz="4" w:space="0" w:color="auto"/>
-            </w:tcBorders>
-            <w:shd w:val="clear" w:color="000000" w:fill="FFFFFF"/>
-            <w:noWrap/>
-            <w:vAlign w:val="center"/>
-            <w:hideMark/>
-          </w:tcPr>
-          <w:p>
-            <w:pPr>
-              <w:spacing w:after="0" w:line="240" w:lineRule="auto"/>
-              <w:jc w:val="right"/>
-              <w:rPr>
-                <w:rFonts w:ascii="Times New Roman" w:eastAsia="Times New Roman" w:hAnsi="Times New Roman" w:cs="Times New Roman"/>
-                <w:i/>
-                <w:iCs/>
-                <w:sz w:val="24"/>
-                <w:szCs w:val="24"/>
-              </w:rPr>
-            </w:pPr>
-            <w:r>
-              <w:rPr>
-                <w:rFonts w:ascii="Times New Roman" w:eastAsia="Times New Roman" w:hAnsi="Times New Roman" w:cs="Times New Roman"/>
-                <w:i/>
-                <w:iCs/>
-                <w:sz w:val="24"/>
-                <w:szCs w:val="24"/>
-              </w:rPr>
-              <w:t>[PA.KaLi_SL]</w:t>
-            </w:r>
-          </w:p>
-        </w:tc>
-        <w:tc>
-          <w:tcPr>
-            <w:tcW w:w="1334" w:type="pct"/>
-            <w:tcBorders>
-              <w:top w:val="nil"/>
-              <w:left w:val="nil"/>
-              <w:bottom w:val="single" w:sz="4" w:space="0" w:color="auto"/>
-              <w:right w:val="single" w:sz="4" w:space="0" w:color="auto"/>
-            </w:tcBorders>
-            <w:shd w:val="clear" w:color="000000" w:fill="FFFFFF"/>
-            <w:noWrap/>
-            <w:vAlign w:val="center"/>
-            <w:hideMark/>
-          </w:tcPr>
-          <w:p>
-            <w:pPr>
-              <w:spacing w:after="0" w:line="240" w:lineRule="auto"/>
-              <w:jc w:val="right"/>
-              <w:rPr>
-                <w:rFonts w:ascii="Times New Roman" w:eastAsia="Times New Roman" w:hAnsi="Times New Roman" w:cs="Times New Roman"/>
-                <w:i/>
-                <w:iCs/>
-                <w:sz w:val="24"/>
-                <w:szCs w:val="24"/>
-              </w:rPr>
-            </w:pPr>
-            <w:r>
-              <w:rPr>
-                <w:rFonts w:ascii="Times New Roman" w:eastAsia="Times New Roman" w:hAnsi="Times New Roman" w:cs="Times New Roman"/>
-                <w:i/>
-                <w:iCs/>
-                <w:sz w:val="24"/>
-                <w:szCs w:val="24"/>
-              </w:rPr>
-              <w:t>[PA.KaLi_TT]</w:t>
-            </w:r>
-          </w:p>
-        </w:tc>
-      </w:tr>
-      <w:tr>
-        <w:trPr>
-          <w:trHeight w:val="315"/>
-        </w:trPr>
-        <w:tc>
-          <w:tcPr>
-            <w:tcW w:w="270" w:type="pct"/>
-            <w:tcBorders>
-              <w:top w:val="nil"/>
-              <w:left w:val="single" w:sz="4" w:space="0" w:color="auto"/>
-              <w:bottom w:val="single" w:sz="4" w:space="0" w:color="auto"/>
-              <w:right w:val="single" w:sz="4" w:space="0" w:color="auto"/>
-            </w:tcBorders>
-            <w:noWrap/>
-            <w:vAlign w:val="center"/>
-            <w:hideMark/>
-          </w:tcPr>
-          <w:p>
-            <w:pPr>
-              <w:spacing w:after="0" w:line="240" w:lineRule="auto"/>
-              <w:jc w:val="center"/>
-              <w:rPr>
-                <w:rFonts w:ascii="Times New Roman" w:eastAsia="Times New Roman" w:hAnsi="Times New Roman" w:cs="Times New Roman"/>
-                <w:color w:val="000000"/>
-                <w:sz w:val="24"/>
-                <w:szCs w:val="24"/>
-              </w:rPr>
-            </w:pPr>
-            <w:r>
-              <w:rPr>
-                <w:rFonts w:ascii="Times New Roman" w:eastAsia="Times New Roman" w:hAnsi="Times New Roman" w:cs="Times New Roman"/>
-                <w:color w:val="000000"/>
-                <w:sz w:val="24"/>
-                <w:szCs w:val="24"/>
-              </w:rPr>
-              <w:t>6</w:t>
-            </w:r>
-          </w:p>
-        </w:tc>
-        <w:tc>
-          <w:tcPr>
-            <w:tcW w:w="974" w:type="pct"/>
-            <w:tcBorders>
-              <w:top w:val="nil"/>
-              <w:left w:val="nil"/>
-              <w:bottom w:val="single" w:sz="4" w:space="0" w:color="auto"/>
-              <w:right w:val="single" w:sz="4" w:space="0" w:color="auto"/>
-            </w:tcBorders>
-            <w:shd w:val="clear" w:color="000000" w:fill="FFFFFF"/>
-            <w:noWrap/>
-            <w:vAlign w:val="center"/>
-            <w:hideMark/>
-          </w:tcPr>
-          <w:p>
-            <w:pPr>
-              <w:spacing w:after="0" w:line="240" w:lineRule="auto"/>
-              <w:rPr>
-                <w:rFonts w:ascii="Times New Roman" w:eastAsia="Times New Roman" w:hAnsi="Times New Roman" w:cs="Times New Roman"/>
-                <w:i/>
-                <w:iCs/>
-                <w:sz w:val="24"/>
-                <w:szCs w:val="24"/>
-              </w:rPr>
-            </w:pPr>
-            <w:r>
-              <w:rPr>
-                <w:rFonts w:ascii="Times New Roman" w:eastAsia="Times New Roman" w:hAnsi="Times New Roman" w:cs="Times New Roman"/>
-                <w:i/>
-                <w:iCs/>
-                <w:sz w:val="24"/>
-                <w:szCs w:val="24"/>
-              </w:rPr>
-              <w:t>Phân vi sinh</w:t>
-            </w:r>
-          </w:p>
-        </w:tc>
-        <w:tc>
-          <w:tcPr>
-            <w:tcW w:w="400" w:type="pct"/>
-            <w:tcBorders>
-              <w:top w:val="nil"/>
-              <w:left w:val="nil"/>
-              <w:bottom w:val="single" w:sz="4" w:space="0" w:color="auto"/>
-              <w:right w:val="single" w:sz="4" w:space="0" w:color="auto"/>
-            </w:tcBorders>
-            <w:shd w:val="clear" w:color="000000" w:fill="FFFFFF"/>
-            <w:noWrap/>
-            <w:vAlign w:val="center"/>
-            <w:hideMark/>
-          </w:tcPr>
-          <w:p>
-            <w:pPr>
-              <w:spacing w:after="0" w:line="240" w:lineRule="auto"/>
-              <w:jc w:val="center"/>
-              <w:rPr>
-                <w:rFonts w:ascii="Times New Roman" w:eastAsia="Times New Roman" w:hAnsi="Times New Roman" w:cs="Times New Roman"/>
-                <w:i/>
-                <w:iCs/>
-                <w:sz w:val="24"/>
-                <w:szCs w:val="24"/>
-              </w:rPr>
-            </w:pPr>
-            <w:r>
-              <w:rPr>
-                <w:rFonts w:ascii="Times New Roman" w:eastAsia="Times New Roman" w:hAnsi="Times New Roman" w:cs="Times New Roman"/>
-                <w:i/>
-                <w:iCs/>
-                <w:sz w:val="24"/>
-                <w:szCs w:val="24"/>
-              </w:rPr>
-              <w:t>kg</w:t>
-            </w:r>
-          </w:p>
-        </w:tc>
-        <w:tc>
-          <w:tcPr>
-            <w:tcW w:w="1046" w:type="pct"/>
-            <w:tcBorders>
-              <w:top w:val="nil"/>
-              <w:left w:val="nil"/>
-              <w:bottom w:val="single" w:sz="4" w:space="0" w:color="auto"/>
-              <w:right w:val="single" w:sz="4" w:space="0" w:color="auto"/>
-            </w:tcBorders>
-            <w:noWrap/>
-            <w:vAlign w:val="center"/>
-            <w:hideMark/>
-          </w:tcPr>
-          <w:p>
-            <w:pPr>
-              <w:spacing w:after="0" w:line="240" w:lineRule="auto"/>
-              <w:jc w:val="right"/>
-              <w:rPr>
-                <w:rFonts w:ascii="Times New Roman" w:eastAsia="Times New Roman" w:hAnsi="Times New Roman" w:cs="Times New Roman"/>
-                <w:i/>
-                <w:iCs/>
-                <w:sz w:val="24"/>
-                <w:szCs w:val="24"/>
-              </w:rPr>
-            </w:pPr>
-            <w:r>
-              <w:rPr>
-                <w:rFonts w:ascii="Times New Roman" w:eastAsia="Times New Roman" w:hAnsi="Times New Roman" w:cs="Times New Roman"/>
-                <w:i/>
-                <w:iCs/>
-                <w:sz w:val="24"/>
-                <w:szCs w:val="24"/>
-              </w:rPr>
-              <w:t>[PA.Phân vi sinh_DG]</w:t>
-            </w:r>
-          </w:p>
-        </w:tc>
-        <w:tc>
-          <w:tcPr>
-            <w:tcW w:w="976" w:type="pct"/>
-            <w:tcBorders>
-              <w:top w:val="nil"/>
-              <w:left w:val="nil"/>
-              <w:bottom w:val="single" w:sz="4" w:space="0" w:color="auto"/>
-              <w:right w:val="single" w:sz="4" w:space="0" w:color="auto"/>
-            </w:tcBorders>
-            <w:shd w:val="clear" w:color="000000" w:fill="FFFFFF"/>
-            <w:noWrap/>
-            <w:vAlign w:val="center"/>
-            <w:hideMark/>
-          </w:tcPr>
-          <w:p>
-            <w:pPr>
-              <w:spacing w:after="0" w:line="240" w:lineRule="auto"/>
-              <w:jc w:val="right"/>
-              <w:rPr>
-                <w:rFonts w:ascii="Times New Roman" w:eastAsia="Times New Roman" w:hAnsi="Times New Roman" w:cs="Times New Roman"/>
-                <w:i/>
-                <w:iCs/>
-                <w:sz w:val="24"/>
-                <w:szCs w:val="24"/>
-              </w:rPr>
-            </w:pPr>
-            <w:r>
-              <w:rPr>
-                <w:rFonts w:ascii="Times New Roman" w:eastAsia="Times New Roman" w:hAnsi="Times New Roman" w:cs="Times New Roman"/>
-                <w:i/>
-                <w:iCs/>
-                <w:sz w:val="24"/>
-                <w:szCs w:val="24"/>
-              </w:rPr>
-              <w:t>[PA.Phân vi sinh_SL]</w:t>
-            </w:r>
-          </w:p>
-        </w:tc>
-        <w:tc>
-          <w:tcPr>
-            <w:tcW w:w="1334" w:type="pct"/>
-            <w:tcBorders>
-              <w:top w:val="nil"/>
-              <w:left w:val="nil"/>
-              <w:bottom w:val="single" w:sz="4" w:space="0" w:color="auto"/>
-              <w:right w:val="single" w:sz="4" w:space="0" w:color="auto"/>
-            </w:tcBorders>
-            <w:shd w:val="clear" w:color="000000" w:fill="FFFFFF"/>
-            <w:noWrap/>
-            <w:vAlign w:val="center"/>
-            <w:hideMark/>
-          </w:tcPr>
-          <w:p>
-            <w:pPr>
-              <w:spacing w:after="0" w:line="240" w:lineRule="auto"/>
-              <w:jc w:val="right"/>
-              <w:rPr>
-                <w:rFonts w:ascii="Times New Roman" w:eastAsia="Times New Roman" w:hAnsi="Times New Roman" w:cs="Times New Roman"/>
-                <w:i/>
-                <w:iCs/>
-                <w:sz w:val="24"/>
-                <w:szCs w:val="24"/>
-              </w:rPr>
-            </w:pPr>
-            <w:r>
-              <w:rPr>
-                <w:rFonts w:ascii="Times New Roman" w:eastAsia="Times New Roman" w:hAnsi="Times New Roman" w:cs="Times New Roman"/>
-                <w:i/>
-                <w:iCs/>
-                <w:sz w:val="24"/>
-                <w:szCs w:val="24"/>
-              </w:rPr>
-              <w:t>[PA.Phân vi sinh_TT]</w:t>
-            </w:r>
-          </w:p>
-        </w:tc>
-      </w:tr>
-      <w:tr>
-        <w:trPr>
-          <w:trHeight w:val="315"/>
-        </w:trPr>
-        <w:tc>
-          <w:tcPr>
-            <w:tcW w:w="270" w:type="pct"/>
-            <w:tcBorders>
-              <w:top w:val="nil"/>
-              <w:left w:val="single" w:sz="4" w:space="0" w:color="auto"/>
-              <w:bottom w:val="single" w:sz="4" w:space="0" w:color="auto"/>
-              <w:right w:val="single" w:sz="4" w:space="0" w:color="auto"/>
-            </w:tcBorders>
-            <w:noWrap/>
-            <w:vAlign w:val="center"/>
-            <w:hideMark/>
-          </w:tcPr>
-          <w:p>
-            <w:pPr>
-              <w:spacing w:after="0" w:line="240" w:lineRule="auto"/>
-              <w:jc w:val="center"/>
-              <w:rPr>
-                <w:rFonts w:ascii="Times New Roman" w:eastAsia="Times New Roman" w:hAnsi="Times New Roman" w:cs="Times New Roman"/>
-                <w:color w:val="000000"/>
-                <w:sz w:val="24"/>
-                <w:szCs w:val="24"/>
-              </w:rPr>
-            </w:pPr>
-            <w:r>
-              <w:rPr>
-                <w:rFonts w:ascii="Times New Roman" w:eastAsia="Times New Roman" w:hAnsi="Times New Roman" w:cs="Times New Roman"/>
-                <w:color w:val="000000"/>
-                <w:sz w:val="24"/>
-                <w:szCs w:val="24"/>
-              </w:rPr>
-              <w:t>7</w:t>
-            </w:r>
-          </w:p>
-        </w:tc>
-        <w:tc>
-          <w:tcPr>
-            <w:tcW w:w="974" w:type="pct"/>
-            <w:tcBorders>
-              <w:top w:val="nil"/>
-              <w:left w:val="nil"/>
-              <w:bottom w:val="single" w:sz="4" w:space="0" w:color="auto"/>
-              <w:right w:val="single" w:sz="4" w:space="0" w:color="auto"/>
-            </w:tcBorders>
-            <w:shd w:val="clear" w:color="000000" w:fill="FFFFFF"/>
-            <w:noWrap/>
-            <w:vAlign w:val="center"/>
-            <w:hideMark/>
-          </w:tcPr>
-          <w:p>
-            <w:pPr>
-              <w:spacing w:after="0" w:line="240" w:lineRule="auto"/>
-              <w:rPr>
-                <w:rFonts w:ascii="Times New Roman" w:eastAsia="Times New Roman" w:hAnsi="Times New Roman" w:cs="Times New Roman"/>
-                <w:i/>
-                <w:iCs/>
-                <w:sz w:val="24"/>
-                <w:szCs w:val="24"/>
-              </w:rPr>
-            </w:pPr>
-            <w:r>
-              <w:rPr>
-                <w:rFonts w:ascii="Times New Roman" w:eastAsia="Times New Roman" w:hAnsi="Times New Roman" w:cs="Times New Roman"/>
-                <w:i/>
-                <w:iCs/>
-                <w:sz w:val="24"/>
-                <w:szCs w:val="24"/>
-              </w:rPr>
-              <w:t>NPK</w:t>
-            </w:r>
-          </w:p>
-        </w:tc>
-        <w:tc>
-          <w:tcPr>
-            <w:tcW w:w="400" w:type="pct"/>
-            <w:tcBorders>
-              <w:top w:val="nil"/>
-              <w:left w:val="nil"/>
-              <w:bottom w:val="single" w:sz="4" w:space="0" w:color="auto"/>
-              <w:right w:val="single" w:sz="4" w:space="0" w:color="auto"/>
-            </w:tcBorders>
-            <w:shd w:val="clear" w:color="000000" w:fill="FFFFFF"/>
-            <w:noWrap/>
-            <w:vAlign w:val="center"/>
-            <w:hideMark/>
-          </w:tcPr>
-          <w:p>
-            <w:pPr>
-              <w:spacing w:after="0" w:line="240" w:lineRule="auto"/>
-              <w:jc w:val="center"/>
-              <w:rPr>
-                <w:rFonts w:ascii="Times New Roman" w:eastAsia="Times New Roman" w:hAnsi="Times New Roman" w:cs="Times New Roman"/>
-                <w:i/>
-                <w:iCs/>
-                <w:sz w:val="24"/>
-                <w:szCs w:val="24"/>
-              </w:rPr>
-            </w:pPr>
-            <w:r>
-              <w:rPr>
-                <w:rFonts w:ascii="Times New Roman" w:eastAsia="Times New Roman" w:hAnsi="Times New Roman" w:cs="Times New Roman"/>
-                <w:i/>
-                <w:iCs/>
-                <w:sz w:val="24"/>
-                <w:szCs w:val="24"/>
-              </w:rPr>
-              <w:t>kg</w:t>
-            </w:r>
-          </w:p>
-        </w:tc>
-        <w:tc>
-          <w:tcPr>
-            <w:tcW w:w="1046" w:type="pct"/>
-            <w:tcBorders>
-              <w:top w:val="nil"/>
-              <w:left w:val="nil"/>
-              <w:bottom w:val="single" w:sz="4" w:space="0" w:color="auto"/>
-              <w:right w:val="single" w:sz="4" w:space="0" w:color="auto"/>
-            </w:tcBorders>
-            <w:noWrap/>
-            <w:vAlign w:val="center"/>
-            <w:hideMark/>
-          </w:tcPr>
-          <w:p>
-            <w:pPr>
-              <w:spacing w:after="0" w:line="240" w:lineRule="auto"/>
-              <w:jc w:val="right"/>
-              <w:rPr>
-                <w:rFonts w:ascii="Times New Roman" w:eastAsia="Times New Roman" w:hAnsi="Times New Roman" w:cs="Times New Roman"/>
-                <w:i/>
-                <w:iCs/>
-                <w:sz w:val="24"/>
-                <w:szCs w:val="24"/>
-              </w:rPr>
-            </w:pPr>
-            <w:r>
-              <w:rPr>
-                <w:rFonts w:ascii="Times New Roman" w:eastAsia="Times New Roman" w:hAnsi="Times New Roman" w:cs="Times New Roman"/>
-                <w:i/>
-                <w:iCs/>
-                <w:sz w:val="24"/>
-                <w:szCs w:val="24"/>
-              </w:rPr>
-              <w:t>[PA.NPK_DG]</w:t>
-            </w:r>
-          </w:p>
-        </w:tc>
-        <w:tc>
-          <w:tcPr>
-            <w:tcW w:w="976" w:type="pct"/>
-            <w:tcBorders>
-              <w:top w:val="nil"/>
-              <w:left w:val="nil"/>
-              <w:bottom w:val="single" w:sz="4" w:space="0" w:color="auto"/>
-              <w:right w:val="single" w:sz="4" w:space="0" w:color="auto"/>
-            </w:tcBorders>
-            <w:shd w:val="clear" w:color="000000" w:fill="FFFFFF"/>
-            <w:noWrap/>
-            <w:vAlign w:val="center"/>
-            <w:hideMark/>
-          </w:tcPr>
-          <w:p>
-            <w:pPr>
-              <w:spacing w:after="0" w:line="240" w:lineRule="auto"/>
-              <w:jc w:val="right"/>
-              <w:rPr>
-                <w:rFonts w:ascii="Times New Roman" w:eastAsia="Times New Roman" w:hAnsi="Times New Roman" w:cs="Times New Roman"/>
-                <w:i/>
-                <w:iCs/>
-                <w:sz w:val="24"/>
-                <w:szCs w:val="24"/>
-              </w:rPr>
-            </w:pPr>
-            <w:r>
-              <w:rPr>
-                <w:rFonts w:ascii="Times New Roman" w:eastAsia="Times New Roman" w:hAnsi="Times New Roman" w:cs="Times New Roman"/>
-                <w:i/>
-                <w:iCs/>
-                <w:sz w:val="24"/>
-                <w:szCs w:val="24"/>
-              </w:rPr>
-              <w:t>[PA.NPK_SL]</w:t>
-            </w:r>
-          </w:p>
-        </w:tc>
-        <w:tc>
-          <w:tcPr>
-            <w:tcW w:w="1334" w:type="pct"/>
-            <w:tcBorders>
-              <w:top w:val="nil"/>
-              <w:left w:val="nil"/>
-              <w:bottom w:val="single" w:sz="4" w:space="0" w:color="auto"/>
-              <w:right w:val="single" w:sz="4" w:space="0" w:color="auto"/>
-            </w:tcBorders>
-            <w:shd w:val="clear" w:color="000000" w:fill="FFFFFF"/>
-            <w:noWrap/>
-            <w:vAlign w:val="center"/>
-            <w:hideMark/>
-          </w:tcPr>
-          <w:p>
-            <w:pPr>
-              <w:spacing w:after="0" w:line="240" w:lineRule="auto"/>
-              <w:jc w:val="right"/>
-              <w:rPr>
-                <w:rFonts w:ascii="Times New Roman" w:eastAsia="Times New Roman" w:hAnsi="Times New Roman" w:cs="Times New Roman"/>
-                <w:i/>
-                <w:iCs/>
-                <w:sz w:val="24"/>
-                <w:szCs w:val="24"/>
-              </w:rPr>
-            </w:pPr>
-            <w:r>
-              <w:rPr>
-                <w:rFonts w:ascii="Times New Roman" w:eastAsia="Times New Roman" w:hAnsi="Times New Roman" w:cs="Times New Roman"/>
-                <w:i/>
-                <w:iCs/>
-                <w:sz w:val="24"/>
-                <w:szCs w:val="24"/>
-              </w:rPr>
-              <w:t>[PA.NPK_TT]</w:t>
-            </w:r>
-          </w:p>
-        </w:tc>
-      </w:tr>
-      <w:tr>
-        <w:trPr>
-          <w:trHeight w:val="315"/>
-        </w:trPr>
-        <w:tc>
-          <w:tcPr>
-            <w:tcW w:w="270" w:type="pct"/>
-            <w:tcBorders>
-              <w:top w:val="nil"/>
-              <w:left w:val="single" w:sz="4" w:space="0" w:color="auto"/>
-              <w:bottom w:val="single" w:sz="4" w:space="0" w:color="auto"/>
-              <w:right w:val="single" w:sz="4" w:space="0" w:color="auto"/>
-            </w:tcBorders>
-            <w:noWrap/>
-            <w:vAlign w:val="center"/>
-            <w:hideMark/>
-          </w:tcPr>
-          <w:p>
-            <w:pPr>
-              <w:spacing w:after="0" w:line="240" w:lineRule="auto"/>
-              <w:jc w:val="center"/>
-              <w:rPr>
-                <w:rFonts w:ascii="Times New Roman" w:eastAsia="Times New Roman" w:hAnsi="Times New Roman" w:cs="Times New Roman"/>
-                <w:color w:val="000000"/>
-                <w:sz w:val="24"/>
-                <w:szCs w:val="24"/>
-              </w:rPr>
-            </w:pPr>
-            <w:r>
-              <w:rPr>
-                <w:rFonts w:ascii="Times New Roman" w:eastAsia="Times New Roman" w:hAnsi="Times New Roman" w:cs="Times New Roman"/>
-                <w:color w:val="000000"/>
-                <w:sz w:val="24"/>
-                <w:szCs w:val="24"/>
-              </w:rPr>
-              <w:t>8</w:t>
-            </w:r>
-          </w:p>
-        </w:tc>
-        <w:tc>
-          <w:tcPr>
-            <w:tcW w:w="974" w:type="pct"/>
-            <w:tcBorders>
-              <w:top w:val="nil"/>
-              <w:left w:val="nil"/>
-              <w:bottom w:val="single" w:sz="4" w:space="0" w:color="auto"/>
-              <w:right w:val="single" w:sz="4" w:space="0" w:color="auto"/>
-            </w:tcBorders>
-            <w:shd w:val="clear" w:color="000000" w:fill="FFFFFF"/>
-            <w:noWrap/>
-            <w:vAlign w:val="center"/>
-            <w:hideMark/>
-          </w:tcPr>
-          <w:p>
-            <w:pPr>
-              <w:spacing w:after="0" w:line="240" w:lineRule="auto"/>
-              <w:rPr>
-                <w:rFonts w:ascii="Times New Roman" w:eastAsia="Times New Roman" w:hAnsi="Times New Roman" w:cs="Times New Roman"/>
-                <w:sz w:val="24"/>
-                <w:szCs w:val="24"/>
-              </w:rPr>
-            </w:pPr>
-            <w:r>
-              <w:rPr>
-                <w:rFonts w:ascii="Times New Roman" w:eastAsia="Times New Roman" w:hAnsi="Times New Roman" w:cs="Times New Roman"/>
-                <w:sz w:val="24"/>
-                <w:szCs w:val="24"/>
-              </w:rPr>
-              <w:t>Vôi</w:t>
-            </w:r>
-          </w:p>
-        </w:tc>
-        <w:tc>
-          <w:tcPr>
-            <w:tcW w:w="400" w:type="pct"/>
-            <w:tcBorders>
-              <w:top w:val="nil"/>
-              <w:left w:val="nil"/>
-              <w:bottom w:val="single" w:sz="4" w:space="0" w:color="auto"/>
-              <w:right w:val="single" w:sz="4" w:space="0" w:color="auto"/>
-            </w:tcBorders>
-            <w:shd w:val="clear" w:color="000000" w:fill="FFFFFF"/>
-            <w:noWrap/>
-            <w:vAlign w:val="center"/>
-            <w:hideMark/>
-          </w:tcPr>
-          <w:p>
-            <w:pPr>
-              <w:spacing w:after="0" w:line="240" w:lineRule="auto"/>
-              <w:jc w:val="center"/>
-              <w:rPr>
-                <w:rFonts w:ascii="Times New Roman" w:eastAsia="Times New Roman" w:hAnsi="Times New Roman" w:cs="Times New Roman"/>
-                <w:i/>
-                <w:iCs/>
-                <w:sz w:val="24"/>
-                <w:szCs w:val="24"/>
-              </w:rPr>
-            </w:pPr>
-            <w:r>
-              <w:rPr>
-                <w:rFonts w:ascii="Times New Roman" w:eastAsia="Times New Roman" w:hAnsi="Times New Roman" w:cs="Times New Roman"/>
-                <w:i/>
-                <w:iCs/>
-                <w:sz w:val="24"/>
-                <w:szCs w:val="24"/>
-              </w:rPr>
-              <w:t>kg</w:t>
-            </w:r>
-          </w:p>
-        </w:tc>
-        <w:tc>
-          <w:tcPr>
-            <w:tcW w:w="1046" w:type="pct"/>
-            <w:tcBorders>
-              <w:top w:val="nil"/>
-              <w:left w:val="nil"/>
-              <w:bottom w:val="single" w:sz="4" w:space="0" w:color="auto"/>
-              <w:right w:val="single" w:sz="4" w:space="0" w:color="auto"/>
-            </w:tcBorders>
-            <w:noWrap/>
-            <w:vAlign w:val="center"/>
-            <w:hideMark/>
-          </w:tcPr>
-          <w:p>
-            <w:pPr>
-              <w:spacing w:after="0" w:line="240" w:lineRule="auto"/>
-              <w:jc w:val="right"/>
-              <w:rPr>
-                <w:rFonts w:ascii="Times New Roman" w:eastAsia="Times New Roman" w:hAnsi="Times New Roman" w:cs="Times New Roman"/>
-                <w:sz w:val="24"/>
-                <w:szCs w:val="24"/>
-              </w:rPr>
-            </w:pPr>
-            <w:r>
-              <w:rPr>
-                <w:rFonts w:ascii="Times New Roman" w:eastAsia="Times New Roman" w:hAnsi="Times New Roman" w:cs="Times New Roman"/>
-                <w:sz w:val="24"/>
-                <w:szCs w:val="24"/>
-              </w:rPr>
-              <w:t>[PA.Vôi_DG]</w:t>
-            </w:r>
-          </w:p>
-        </w:tc>
-        <w:tc>
-          <w:tcPr>
-            <w:tcW w:w="976" w:type="pct"/>
-            <w:tcBorders>
-              <w:top w:val="nil"/>
-              <w:left w:val="nil"/>
-              <w:bottom w:val="single" w:sz="4" w:space="0" w:color="auto"/>
-              <w:right w:val="single" w:sz="4" w:space="0" w:color="auto"/>
-            </w:tcBorders>
-            <w:shd w:val="clear" w:color="000000" w:fill="FFFFFF"/>
-            <w:noWrap/>
-            <w:vAlign w:val="center"/>
-            <w:hideMark/>
-          </w:tcPr>
-          <w:p>
-            <w:pPr>
-              <w:spacing w:after="0" w:line="240" w:lineRule="auto"/>
-              <w:jc w:val="right"/>
-              <w:rPr>
-                <w:rFonts w:ascii="Times New Roman" w:eastAsia="Times New Roman" w:hAnsi="Times New Roman" w:cs="Times New Roman"/>
-                <w:sz w:val="24"/>
-                <w:szCs w:val="24"/>
-              </w:rPr>
-            </w:pPr>
-            <w:r>
-              <w:rPr>
-                <w:rFonts w:ascii="Times New Roman" w:eastAsia="Times New Roman" w:hAnsi="Times New Roman" w:cs="Times New Roman"/>
-                <w:sz w:val="24"/>
-                <w:szCs w:val="24"/>
-              </w:rPr>
-              <w:t>[PA.Vôi_SL]</w:t>
-            </w:r>
-          </w:p>
-        </w:tc>
-        <w:tc>
-          <w:tcPr>
-            <w:tcW w:w="1334" w:type="pct"/>
-            <w:tcBorders>
-              <w:top w:val="nil"/>
-              <w:left w:val="nil"/>
-              <w:bottom w:val="single" w:sz="4" w:space="0" w:color="auto"/>
-              <w:right w:val="single" w:sz="4" w:space="0" w:color="auto"/>
-            </w:tcBorders>
-            <w:shd w:val="clear" w:color="000000" w:fill="FFFFFF"/>
-            <w:noWrap/>
-            <w:vAlign w:val="center"/>
-            <w:hideMark/>
-          </w:tcPr>
-          <w:p>
-            <w:pPr>
-              <w:spacing w:after="0" w:line="240" w:lineRule="auto"/>
-              <w:jc w:val="right"/>
-              <w:rPr>
-                <w:rFonts w:ascii="Times New Roman" w:eastAsia="Times New Roman" w:hAnsi="Times New Roman" w:cs="Times New Roman"/>
-                <w:sz w:val="24"/>
-                <w:szCs w:val="24"/>
-              </w:rPr>
-            </w:pPr>
-            <w:r>
-              <w:rPr>
-                <w:rFonts w:ascii="Times New Roman" w:eastAsia="Times New Roman" w:hAnsi="Times New Roman" w:cs="Times New Roman"/>
-                <w:sz w:val="24"/>
-                <w:szCs w:val="24"/>
-              </w:rPr>
-              <w:t>[PA.Vôi_TT]</w:t>
-            </w:r>
-          </w:p>
-        </w:tc>
-      </w:tr>
-      <w:tr>
-        <w:trPr>
-          <w:trHeight w:val="315"/>
-        </w:trPr>
-        <w:tc>
-          <w:tcPr>
-            <w:tcW w:w="270" w:type="pct"/>
-            <w:tcBorders>
-              <w:top w:val="nil"/>
-              <w:left w:val="single" w:sz="4" w:space="0" w:color="auto"/>
-              <w:bottom w:val="single" w:sz="4" w:space="0" w:color="auto"/>
-              <w:right w:val="single" w:sz="4" w:space="0" w:color="auto"/>
-            </w:tcBorders>
-            <w:noWrap/>
-            <w:vAlign w:val="center"/>
-            <w:hideMark/>
-          </w:tcPr>
-          <w:p>
-            <w:pPr>
-              <w:spacing w:after="0" w:line="240" w:lineRule="auto"/>
-              <w:jc w:val="center"/>
-              <w:rPr>
-                <w:rFonts w:ascii="Times New Roman" w:eastAsia="Times New Roman" w:hAnsi="Times New Roman" w:cs="Times New Roman"/>
-                <w:color w:val="000000"/>
-                <w:sz w:val="24"/>
-                <w:szCs w:val="24"/>
-              </w:rPr>
-            </w:pPr>
-            <w:r>
-              <w:rPr>
-                <w:rFonts w:ascii="Times New Roman" w:eastAsia="Times New Roman" w:hAnsi="Times New Roman" w:cs="Times New Roman"/>
-                <w:color w:val="000000"/>
-                <w:sz w:val="24"/>
-                <w:szCs w:val="24"/>
-              </w:rPr>
-              <w:t>9</w:t>
-            </w:r>
-          </w:p>
-        </w:tc>
-        <w:tc>
-          <w:tcPr>
-            <w:tcW w:w="974" w:type="pct"/>
-            <w:tcBorders>
-              <w:top w:val="nil"/>
-              <w:left w:val="nil"/>
-              <w:bottom w:val="single" w:sz="4" w:space="0" w:color="auto"/>
-              <w:right w:val="single" w:sz="4" w:space="0" w:color="auto"/>
-            </w:tcBorders>
-            <w:shd w:val="clear" w:color="000000" w:fill="FFFFFF"/>
-            <w:noWrap/>
-            <w:vAlign w:val="center"/>
-            <w:hideMark/>
-          </w:tcPr>
-          <w:p>
-            <w:pPr>
-              <w:spacing w:after="0" w:line="240" w:lineRule="auto"/>
-              <w:rPr>
-                <w:rFonts w:ascii="Times New Roman" w:eastAsia="Times New Roman" w:hAnsi="Times New Roman" w:cs="Times New Roman"/>
-                <w:sz w:val="24"/>
-                <w:szCs w:val="24"/>
-              </w:rPr>
-            </w:pPr>
-            <w:r>
-              <w:rPr>
-                <w:rFonts w:ascii="Times New Roman" w:eastAsia="Times New Roman" w:hAnsi="Times New Roman" w:cs="Times New Roman"/>
-                <w:sz w:val="24"/>
-                <w:szCs w:val="24"/>
-              </w:rPr>
-              <w:t>Thuốc BVTV</w:t>
-            </w:r>
-          </w:p>
-        </w:tc>
-        <w:tc>
-          <w:tcPr>
-            <w:tcW w:w="400" w:type="pct"/>
-            <w:tcBorders>
-              <w:top w:val="nil"/>
-              <w:left w:val="nil"/>
-              <w:bottom w:val="single" w:sz="4" w:space="0" w:color="auto"/>
-              <w:right w:val="single" w:sz="4" w:space="0" w:color="auto"/>
-            </w:tcBorders>
-            <w:shd w:val="clear" w:color="000000" w:fill="FFFFFF"/>
-            <w:noWrap/>
-            <w:vAlign w:val="center"/>
-            <w:hideMark/>
-          </w:tcPr>
-          <w:p>
-            <w:pPr>
-              <w:spacing w:after="0" w:line="240" w:lineRule="auto"/>
-              <w:jc w:val="center"/>
-              <w:rPr>
-                <w:rFonts w:ascii="Times New Roman" w:eastAsia="Times New Roman" w:hAnsi="Times New Roman" w:cs="Times New Roman"/>
-                <w:i/>
-                <w:iCs/>
-                <w:sz w:val="24"/>
-                <w:szCs w:val="24"/>
-              </w:rPr>
-            </w:pPr>
-            <w:r>
-              <w:rPr>
-                <w:rFonts w:ascii="Times New Roman" w:eastAsia="Times New Roman" w:hAnsi="Times New Roman" w:cs="Times New Roman"/>
-                <w:i/>
-                <w:iCs/>
-                <w:sz w:val="24"/>
-                <w:szCs w:val="24"/>
-              </w:rPr>
-              <w:t>lít</w:t>
-            </w:r>
-          </w:p>
-        </w:tc>
-        <w:tc>
-          <w:tcPr>
-            <w:tcW w:w="1046" w:type="pct"/>
-            <w:tcBorders>
-              <w:top w:val="nil"/>
-              <w:left w:val="nil"/>
-              <w:bottom w:val="single" w:sz="4" w:space="0" w:color="auto"/>
-              <w:right w:val="single" w:sz="4" w:space="0" w:color="auto"/>
-            </w:tcBorders>
-            <w:noWrap/>
-            <w:vAlign w:val="center"/>
-            <w:hideMark/>
-          </w:tcPr>
-          <w:p>
-            <w:pPr>
-              <w:spacing w:after="0" w:line="240" w:lineRule="auto"/>
-              <w:jc w:val="right"/>
-              <w:rPr>
-                <w:rFonts w:ascii="Times New Roman" w:eastAsia="Times New Roman" w:hAnsi="Times New Roman" w:cs="Times New Roman"/>
-                <w:sz w:val="24"/>
-                <w:szCs w:val="24"/>
-              </w:rPr>
-            </w:pPr>
-            <w:r>
-              <w:rPr>
-                <w:rFonts w:ascii="Times New Roman" w:eastAsia="Times New Roman" w:hAnsi="Times New Roman" w:cs="Times New Roman"/>
-                <w:sz w:val="24"/>
-                <w:szCs w:val="24"/>
-              </w:rPr>
-              <w:t>[PA.Thuốc BVTV_DG]</w:t>
-            </w:r>
-          </w:p>
-        </w:tc>
-        <w:tc>
-          <w:tcPr>
-            <w:tcW w:w="976" w:type="pct"/>
-            <w:tcBorders>
-              <w:top w:val="nil"/>
-              <w:left w:val="nil"/>
-              <w:bottom w:val="single" w:sz="4" w:space="0" w:color="auto"/>
-              <w:right w:val="single" w:sz="4" w:space="0" w:color="auto"/>
-            </w:tcBorders>
-            <w:shd w:val="clear" w:color="000000" w:fill="FFFFFF"/>
-            <w:noWrap/>
-            <w:vAlign w:val="center"/>
-            <w:hideMark/>
-          </w:tcPr>
-          <w:p>
-            <w:pPr>
-              <w:spacing w:after="0" w:line="240" w:lineRule="auto"/>
-              <w:jc w:val="right"/>
-              <w:rPr>
-                <w:rFonts w:ascii="Times New Roman" w:eastAsia="Times New Roman" w:hAnsi="Times New Roman" w:cs="Times New Roman"/>
-                <w:sz w:val="24"/>
-                <w:szCs w:val="24"/>
-              </w:rPr>
-            </w:pPr>
-            <w:r>
-              <w:rPr>
-                <w:rFonts w:ascii="Times New Roman" w:eastAsia="Times New Roman" w:hAnsi="Times New Roman" w:cs="Times New Roman"/>
-                <w:sz w:val="24"/>
-                <w:szCs w:val="24"/>
-              </w:rPr>
-              <w:t>[PA.Thuốc BVTV_SL]</w:t>
-            </w:r>
-          </w:p>
-        </w:tc>
-        <w:tc>
-          <w:tcPr>
-            <w:tcW w:w="1334" w:type="pct"/>
-            <w:tcBorders>
-              <w:top w:val="nil"/>
-              <w:left w:val="nil"/>
-              <w:bottom w:val="single" w:sz="4" w:space="0" w:color="auto"/>
-              <w:right w:val="single" w:sz="4" w:space="0" w:color="auto"/>
-            </w:tcBorders>
-            <w:shd w:val="clear" w:color="000000" w:fill="FFFFFF"/>
-            <w:noWrap/>
-            <w:vAlign w:val="center"/>
-            <w:hideMark/>
-          </w:tcPr>
-          <w:p>
-            <w:pPr>
-              <w:spacing w:after="0" w:line="240" w:lineRule="auto"/>
-              <w:jc w:val="right"/>
-              <w:rPr>
-                <w:rFonts w:ascii="Times New Roman" w:eastAsia="Times New Roman" w:hAnsi="Times New Roman" w:cs="Times New Roman"/>
-                <w:sz w:val="24"/>
-                <w:szCs w:val="24"/>
-              </w:rPr>
-            </w:pPr>
-            <w:r>
-              <w:rPr>
-                <w:rFonts w:ascii="Times New Roman" w:eastAsia="Times New Roman" w:hAnsi="Times New Roman" w:cs="Times New Roman"/>
-                <w:sz w:val="24"/>
-                <w:szCs w:val="24"/>
-              </w:rPr>
-              <w:t>[PA.Thuốc BVTV_TT]</w:t>
-            </w:r>
-          </w:p>
-        </w:tc>
-      </w:tr>
-      <w:tr>
-        <w:trPr>
-          <w:trHeight w:val="315"/>
-        </w:trPr>
-        <w:tc>
-          <w:tcPr>
-            <w:tcW w:w="270" w:type="pct"/>
-            <w:tcBorders>
-              <w:top w:val="nil"/>
-              <w:left w:val="single" w:sz="4" w:space="0" w:color="auto"/>
-              <w:bottom w:val="single" w:sz="4" w:space="0" w:color="auto"/>
-              <w:right w:val="single" w:sz="4" w:space="0" w:color="auto"/>
-            </w:tcBorders>
-            <w:noWrap/>
-            <w:vAlign w:val="center"/>
-            <w:hideMark/>
-          </w:tcPr>
-          <w:p>
-            <w:pPr>
-              <w:spacing w:after="0" w:line="240" w:lineRule="auto"/>
-              <w:jc w:val="center"/>
-              <w:rPr>
-                <w:rFonts w:ascii="Times New Roman" w:eastAsia="Times New Roman" w:hAnsi="Times New Roman" w:cs="Times New Roman"/>
-                <w:b/>
-                <w:bCs/>
-                <w:color w:val="000000"/>
-                <w:sz w:val="24"/>
-                <w:szCs w:val="24"/>
-              </w:rPr>
-            </w:pPr>
-          </w:p>
-        </w:tc>
-        <w:tc>
-          <w:tcPr>
-            <w:tcW w:w="974" w:type="pct"/>
-            <w:tcBorders>
-              <w:top w:val="nil"/>
-              <w:left w:val="nil"/>
-              <w:bottom w:val="single" w:sz="4" w:space="0" w:color="auto"/>
-              <w:right w:val="single" w:sz="4" w:space="0" w:color="auto"/>
-            </w:tcBorders>
-            <w:shd w:val="clear" w:color="000000" w:fill="FFFFFF"/>
-            <w:noWrap/>
-            <w:vAlign w:val="center"/>
-            <w:hideMark/>
-          </w:tcPr>
-          <w:p>
-            <w:pPr>
-              <w:spacing w:after="0" w:line="240" w:lineRule="auto"/>
-              <w:rPr>
-                <w:rFonts w:ascii="Times New Roman" w:eastAsia="Times New Roman" w:hAnsi="Times New Roman" w:cs="Times New Roman"/>
+                <w:rFonts w:ascii="Times New Roman" w:hAnsi="Times New Roman" w:cs="Times New Roman"/>
                 <w:b/>
                 <w:bCs/>
                 <w:sz w:val="24"/>
@@ -3059,128 +1372,7 @@
             </w:pPr>
             <w:r>
               <w:rPr>
-                <w:rFonts w:ascii="Times New Roman" w:eastAsia="Times New Roman" w:hAnsi="Times New Roman" w:cs="Times New Roman"/>
-                <w:b/>
-                <w:bCs/>
-                <w:sz w:val="24"/>
-                <w:szCs w:val="24"/>
-              </w:rPr>
-              <w:t>Tổng cộng</w:t>
-            </w:r>
-          </w:p>
-        </w:tc>
-        <w:tc>
-          <w:tcPr>
-            <w:tcW w:w="400" w:type="pct"/>
-            <w:tcBorders>
-              <w:top w:val="nil"/>
-              <w:left w:val="nil"/>
-              <w:bottom w:val="single" w:sz="4" w:space="0" w:color="auto"/>
-              <w:right w:val="single" w:sz="4" w:space="0" w:color="auto"/>
-            </w:tcBorders>
-            <w:shd w:val="clear" w:color="000000" w:fill="FFFFFF"/>
-            <w:noWrap/>
-            <w:vAlign w:val="center"/>
-            <w:hideMark/>
-          </w:tcPr>
-          <w:p>
-            <w:pPr>
-              <w:spacing w:after="0" w:line="240" w:lineRule="auto"/>
-              <w:jc w:val="center"/>
-              <w:rPr>
-                <w:rFonts w:ascii="Times New Roman" w:eastAsia="Times New Roman" w:hAnsi="Times New Roman" w:cs="Times New Roman"/>
-                <w:b/>
-                <w:bCs/>
-                <w:i/>
-                <w:iCs/>
-                <w:sz w:val="24"/>
-                <w:szCs w:val="24"/>
-              </w:rPr>
-            </w:pPr>
-          </w:p>
-        </w:tc>
-        <w:tc>
-          <w:tcPr>
-            <w:tcW w:w="1046" w:type="pct"/>
-            <w:tcBorders>
-              <w:top w:val="nil"/>
-              <w:left w:val="nil"/>
-              <w:bottom w:val="single" w:sz="4" w:space="0" w:color="auto"/>
-              <w:right w:val="single" w:sz="4" w:space="0" w:color="auto"/>
-            </w:tcBorders>
-            <w:noWrap/>
-            <w:vAlign w:val="center"/>
-            <w:hideMark/>
-          </w:tcPr>
-          <w:p>
-            <w:pPr>
-              <w:spacing w:after="0" w:line="240" w:lineRule="auto"/>
-              <w:jc w:val="right"/>
-              <w:rPr>
-                <w:rFonts w:ascii="Times New Roman" w:eastAsia="Times New Roman" w:hAnsi="Times New Roman" w:cs="Times New Roman"/>
-                <w:sz w:val="24"/>
-                <w:szCs w:val="24"/>
-              </w:rPr>
-            </w:pPr>
-          </w:p>
-        </w:tc>
-        <w:tc>
-          <w:tcPr>
-            <w:tcW w:w="976" w:type="pct"/>
-            <w:tcBorders>
-              <w:top w:val="nil"/>
-              <w:left w:val="nil"/>
-              <w:bottom w:val="single" w:sz="4" w:space="0" w:color="auto"/>
-              <w:right w:val="single" w:sz="4" w:space="0" w:color="auto"/>
-            </w:tcBorders>
-            <w:shd w:val="clear" w:color="000000" w:fill="FFFFFF"/>
-            <w:noWrap/>
-            <w:vAlign w:val="center"/>
-            <w:hideMark/>
-          </w:tcPr>
-          <w:p>
-            <w:pPr>
-              <w:spacing w:after="0" w:line="240" w:lineRule="auto"/>
-              <w:jc w:val="right"/>
-              <w:rPr>
-                <w:rFonts w:ascii="Times New Roman" w:eastAsia="Times New Roman" w:hAnsi="Times New Roman" w:cs="Times New Roman"/>
-                <w:b/>
-                <w:bCs/>
-                <w:sz w:val="24"/>
-                <w:szCs w:val="24"/>
-              </w:rPr>
-            </w:pPr>
-          </w:p>
-        </w:tc>
-        <w:tc>
-          <w:tcPr>
-            <w:tcW w:w="1334" w:type="pct"/>
-            <w:tcBorders>
-              <w:top w:val="nil"/>
-              <w:left w:val="nil"/>
-              <w:bottom w:val="single" w:sz="4" w:space="0" w:color="auto"/>
-              <w:right w:val="single" w:sz="4" w:space="0" w:color="auto"/>
-            </w:tcBorders>
-            <w:shd w:val="clear" w:color="000000" w:fill="FFFFFF"/>
-            <w:noWrap/>
-            <w:vAlign w:val="center"/>
-            <w:hideMark/>
-          </w:tcPr>
-          <w:p>
-            <w:pPr>
-              <w:spacing w:after="0" w:line="240" w:lineRule="auto"/>
-              <w:jc w:val="right"/>
-              <w:rPr>
-                <w:rFonts w:ascii="Times New Roman" w:eastAsia="Times New Roman" w:hAnsi="Times New Roman" w:cs="Times New Roman"/>
-                <w:b/>
-                <w:bCs/>
-                <w:sz w:val="24"/>
-                <w:szCs w:val="24"/>
-              </w:rPr>
-            </w:pPr>
-            <w:r>
-              <w:rPr>
-                <w:rFonts w:ascii="Times New Roman" w:eastAsia="Times New Roman" w:hAnsi="Times New Roman" w:cs="Times New Roman"/>
+                <w:rFonts w:ascii="Times New Roman" w:hAnsi="Times New Roman" w:cs="Times New Roman"/>
                 <w:b/>
                 <w:bCs/>
                 <w:sz w:val="24"/>
@@ -3201,6 +1393,14 @@
         <w:outlineLvl w:val="2"/>
         <w:rPr>
           <w:rFonts w:ascii="Times New Roman" w:eastAsia="Times New Roman" w:hAnsi="Times New Roman" w:cs="Times New Roman"/>
+          <w:color w:val="000000"/>
+          <w:sz w:val="27"/>
+          <w:szCs w:val="27"/>
+        </w:rPr>
+      </w:pPr>
+      <w:r>
+        <w:rPr>
+          <w:rFonts w:ascii="Times New Roman" w:eastAsia="Times New Roman" w:hAnsi="Times New Roman" w:cs="Times New Roman"/>
           <w:b/>
           <w:bCs/>
           <w:color w:val="000000"/>
@@ -3208,33 +1408,6 @@
           <w:szCs w:val="24"/>
           <w:bdr w:val="none" w:sz="0" w:space="0" w:color="auto" w:frame="1"/>
         </w:rPr>
-      </w:pPr>
-    </w:p>
-    <w:p>
-      <w:pPr>
-        <w:shd w:val="clear" w:color="auto" w:fill="FFFFFF"/>
-        <w:spacing w:after="0"/>
-        <w:jc w:val="both"/>
-        <w:textAlignment w:val="baseline"/>
-        <w:outlineLvl w:val="2"/>
-        <w:rPr>
-          <w:rFonts w:ascii="Times New Roman" w:eastAsia="Times New Roman" w:hAnsi="Times New Roman" w:cs="Times New Roman"/>
-          <w:color w:val="000000"/>
-          <w:sz w:val="27"/>
-          <w:szCs w:val="27"/>
-        </w:rPr>
-      </w:pPr>
-      <w:r>
-        <w:rPr>
-          <w:rFonts w:ascii="Times New Roman" w:eastAsia="Times New Roman" w:hAnsi="Times New Roman" w:cs="Times New Roman"/>
-          <w:b/>
-          <w:bCs/>
-          <w:color w:val="000000"/>
-          <w:sz w:val="24"/>
-          <w:szCs w:val="24"/>
-          <w:bdr w:val="none" w:sz="0" w:space="0" w:color="auto" w:frame="1"/>
-        </w:rPr>
-        <w:lastRenderedPageBreak/>
         <w:t>Điều 2: Thực hiện hợp đồng:</w:t>
       </w:r>
     </w:p>
@@ -3415,6 +1588,7 @@
         <w:rPr>
           <w:color w:val="000000"/>
         </w:rPr>
+        <w:lastRenderedPageBreak/>
         <w:t>5. Bên cung cấp phải đảm bảo</w:t>
       </w:r>
       <w:r>
@@ -3983,7 +2157,6 @@
         <w:rPr>
           <w:color w:val="000000"/>
         </w:rPr>
-        <w:lastRenderedPageBreak/>
         <w:t xml:space="preserve">– Đảm bảo quyền sở hữu của Bên B đối với số </w:t>
       </w:r>
       <w:r>
@@ -4192,6 +2365,7 @@
           <w:szCs w:val="24"/>
           <w:bdr w:val="none" w:sz="0" w:space="0" w:color="auto" w:frame="1"/>
         </w:rPr>
+        <w:lastRenderedPageBreak/>
         <w:t>Điều 5: Giải quyết tranh chấp</w:t>
       </w:r>
     </w:p>
@@ -4690,7 +2864,6 @@
           <w:sz w:val="24"/>
           <w:szCs w:val="24"/>
         </w:rPr>
-        <w:lastRenderedPageBreak/>
         <w:t>b) Các Bên thỏa thuận chấm dứt Hợp đồng trước thời hạn; trong trường hợp đó, Các Bên sẽ thoả thuận về các điều kiện cụ thể liên quan tới việc chấm dứt Hợp đồng; hoặc</w:t>
       </w:r>
     </w:p>
@@ -4889,6 +3062,7 @@
           <w:sz w:val="24"/>
           <w:szCs w:val="24"/>
         </w:rPr>
+        <w:lastRenderedPageBreak/>
         <w:t xml:space="preserve">2. </w:t>
       </w:r>
       <w:r>
@@ -5126,6 +3300,19 @@
         <w:pStyle w:val="Heading3"/>
         <w:shd w:val="clear" w:color="auto" w:fill="FFFFFF"/>
         <w:spacing w:before="0" w:beforeAutospacing="0" w:after="0" w:afterAutospacing="0"/>
+        <w:textAlignment w:val="baseline"/>
+        <w:rPr>
+          <w:b w:val="0"/>
+          <w:bCs w:val="0"/>
+          <w:color w:val="000000"/>
+        </w:rPr>
+      </w:pPr>
+    </w:p>
+    <w:p>
+      <w:pPr>
+        <w:pStyle w:val="Heading3"/>
+        <w:shd w:val="clear" w:color="auto" w:fill="FFFFFF"/>
+        <w:spacing w:before="0" w:beforeAutospacing="0" w:after="0" w:afterAutospacing="0"/>
         <w:ind w:firstLine="720"/>
         <w:textAlignment w:val="baseline"/>
         <w:rPr>
@@ -5182,27 +3369,7 @@
           <w:bdr w:val="none" w:sz="0" w:space="0" w:color="auto" w:frame="1"/>
         </w:rPr>
         <w:tab/>
-        <w:t xml:space="preserve">    </w:t>
-      </w:r>
-      <w:r>
-        <w:rPr>
-          <w:bCs w:val="0"/>
-          <w:color w:val="000000"/>
-          <w:sz w:val="24"/>
-          <w:szCs w:val="24"/>
-          <w:bdr w:val="none" w:sz="0" w:space="0" w:color="auto" w:frame="1"/>
-        </w:rPr>
-        <w:tab/>
-      </w:r>
-      <w:r>
-        <w:rPr>
-          <w:bCs w:val="0"/>
-          <w:color w:val="000000"/>
-          <w:sz w:val="24"/>
-          <w:szCs w:val="24"/>
-          <w:bdr w:val="none" w:sz="0" w:space="0" w:color="auto" w:frame="1"/>
-        </w:rPr>
-        <w:t>[Tên khách hàng]</w:t>
+        <w:t xml:space="preserve">    [Tên khách hàng]</w:t>
       </w:r>
     </w:p>
     <w:sectPr>
